--- a/k3s-init/我的k3s_建置_部屬_0528.docx
+++ b/k3s-init/我的k3s_建置_部屬_0528.docx
@@ -245,13 +245,13 @@
           <w:insideH w:val="none" w:color="000000" w:sz="4" w:space="0"/>
           <w:insideV w:val="none" w:color="000000" w:sz="4" w:space="0"/>
         </w:tblBorders>
-        <w:tblLayout w:type="autofit"/>
+        <w:tblLayout w:type="fixed"/>
         <w:tblLook w:val="04A0" w:firstRow="1" w:lastRow="0" w:firstColumn="1" w:lastColumn="0" w:noHBand="0" w:noVBand="1"/>
       </w:tblPr>
       <w:tblGrid>
-        <w:gridCol w:w="587"/>
-        <w:gridCol w:w="1260"/>
-        <w:gridCol w:w="2215"/>
+        <w:gridCol w:w="992"/>
+        <w:gridCol w:w="1843"/>
+        <w:gridCol w:w="2976"/>
       </w:tblGrid>
       <w:tr>
         <w:trPr/>
@@ -264,7 +264,7 @@
               <w:right w:w="15" w:type="dxa"/>
               <w:bottom w:w="15" w:type="dxa"/>
             </w:tcMar>
-            <w:tcW w:w="587" w:type="dxa"/>
+            <w:tcW w:w="992" w:type="dxa"/>
             <w:vAlign w:val="center"/>
           </w:tcPr>
           <w:p>
@@ -296,7 +296,7 @@
               <w:right w:w="15" w:type="dxa"/>
               <w:bottom w:w="15" w:type="dxa"/>
             </w:tcMar>
-            <w:tcW w:w="1260" w:type="dxa"/>
+            <w:tcW w:w="1843" w:type="dxa"/>
             <w:vAlign w:val="center"/>
           </w:tcPr>
           <w:p>
@@ -328,7 +328,7 @@
               <w:right w:w="15" w:type="dxa"/>
               <w:bottom w:w="15" w:type="dxa"/>
             </w:tcMar>
-            <w:tcW w:w="2215" w:type="dxa"/>
+            <w:tcW w:w="2976" w:type="dxa"/>
             <w:vAlign w:val="center"/>
           </w:tcPr>
           <w:p>
@@ -363,7 +363,7 @@
               <w:right w:w="15" w:type="dxa"/>
               <w:bottom w:w="15" w:type="dxa"/>
             </w:tcMar>
-            <w:tcW w:w="587" w:type="dxa"/>
+            <w:tcW w:w="992" w:type="dxa"/>
             <w:vAlign w:val="center"/>
           </w:tcPr>
           <w:p>
@@ -393,7 +393,7 @@
               <w:right w:w="15" w:type="dxa"/>
               <w:bottom w:w="15" w:type="dxa"/>
             </w:tcMar>
-            <w:tcW w:w="1260" w:type="dxa"/>
+            <w:tcW w:w="1843" w:type="dxa"/>
             <w:vAlign w:val="center"/>
           </w:tcPr>
           <w:p>
@@ -423,7 +423,7 @@
               <w:right w:w="15" w:type="dxa"/>
               <w:bottom w:w="15" w:type="dxa"/>
             </w:tcMar>
-            <w:tcW w:w="2215" w:type="dxa"/>
+            <w:tcW w:w="2976" w:type="dxa"/>
             <w:vAlign w:val="center"/>
           </w:tcPr>
           <w:p>
@@ -456,7 +456,7 @@
               <w:right w:w="15" w:type="dxa"/>
               <w:bottom w:w="15" w:type="dxa"/>
             </w:tcMar>
-            <w:tcW w:w="587" w:type="dxa"/>
+            <w:tcW w:w="992" w:type="dxa"/>
             <w:vAlign w:val="center"/>
           </w:tcPr>
           <w:p>
@@ -486,7 +486,7 @@
               <w:right w:w="15" w:type="dxa"/>
               <w:bottom w:w="15" w:type="dxa"/>
             </w:tcMar>
-            <w:tcW w:w="1260" w:type="dxa"/>
+            <w:tcW w:w="1843" w:type="dxa"/>
             <w:vAlign w:val="center"/>
           </w:tcPr>
           <w:p>
@@ -516,7 +516,7 @@
               <w:right w:w="15" w:type="dxa"/>
               <w:bottom w:w="15" w:type="dxa"/>
             </w:tcMar>
-            <w:tcW w:w="2215" w:type="dxa"/>
+            <w:tcW w:w="2976" w:type="dxa"/>
             <w:vAlign w:val="center"/>
           </w:tcPr>
           <w:p>
@@ -549,7 +549,7 @@
               <w:right w:w="15" w:type="dxa"/>
               <w:bottom w:w="15" w:type="dxa"/>
             </w:tcMar>
-            <w:tcW w:w="587" w:type="dxa"/>
+            <w:tcW w:w="992" w:type="dxa"/>
             <w:vAlign w:val="center"/>
           </w:tcPr>
           <w:p>
@@ -579,7 +579,7 @@
               <w:right w:w="15" w:type="dxa"/>
               <w:bottom w:w="15" w:type="dxa"/>
             </w:tcMar>
-            <w:tcW w:w="1260" w:type="dxa"/>
+            <w:tcW w:w="1843" w:type="dxa"/>
             <w:vAlign w:val="center"/>
           </w:tcPr>
           <w:p>
@@ -609,7 +609,7 @@
               <w:right w:w="15" w:type="dxa"/>
               <w:bottom w:w="15" w:type="dxa"/>
             </w:tcMar>
-            <w:tcW w:w="2215" w:type="dxa"/>
+            <w:tcW w:w="2976" w:type="dxa"/>
             <w:vAlign w:val="center"/>
           </w:tcPr>
           <w:p>
@@ -659,9 +659,8 @@
       <w:r>
         <w:rPr>
           <w:rFonts w:ascii="Times New Roman" w:hAnsi="Times New Roman" w:eastAsia="Times New Roman" w:cs="Times New Roman"/>
-          <w:color w:val="000000"/>
           <w:sz w:val="24"/>
-          <w:highlight w:val="none"/>
+          <w:szCs w:val="24"/>
         </w:rPr>
       </w:r>
       <w:r>
@@ -707,6 +706,15 @@
           <w:highlight w:val="none"/>
         </w:rPr>
       </w:r>
+      <w:r>
+        <w:rPr>
+          <w:rFonts w:ascii="Times New Roman" w:hAnsi="Times New Roman" w:eastAsia="Times New Roman" w:cs="Times New Roman"/>
+          <w:color w:val="000000"/>
+          <w:sz w:val="24"/>
+          <w:szCs w:val="24"/>
+          <w:highlight w:val="none"/>
+        </w:rPr>
+      </w:r>
     </w:p>
     <w:p>
       <w:pPr>
@@ -849,6 +857,7 @@
       </w:pPr>
       <w:r/>
       <w:r/>
+      <w:r/>
     </w:p>
     <w:p>
       <w:pPr>
@@ -857,6 +866,7 @@
         <w:ind/>
         <w:rPr/>
       </w:pPr>
+      <w:r/>
       <w:r/>
       <w:r/>
     </w:p>
@@ -869,6 +879,28 @@
       </w:pPr>
       <w:r/>
       <w:r/>
+      <w:r/>
+    </w:p>
+    <w:p>
+      <w:pPr>
+        <w:pBdr/>
+        <w:spacing/>
+        <w:ind/>
+        <w:rPr/>
+      </w:pPr>
+      <w:r/>
+      <w:r/>
+      <w:r/>
+    </w:p>
+    <w:p>
+      <w:pPr>
+        <w:pBdr/>
+        <w:spacing/>
+        <w:ind/>
+        <w:rPr/>
+      </w:pPr>
+      <w:r/>
+      <w:r/>
     </w:p>
     <w:p>
       <w:pPr>
@@ -898,6 +930,7 @@
         <w:rPr>
           <w:b/>
           <w:bCs/>
+          <w:highlight w:val="none"/>
         </w:rPr>
       </w:r>
       <w:r>
@@ -1510,6 +1543,11 @@
                 <w:highlight w:val="none"/>
               </w:rPr>
             </w:r>
+            <w:r>
+              <w:rPr>
+                <w:highlight w:val="none"/>
+              </w:rPr>
+            </w:r>
           </w:p>
           <w:p>
             <w:pPr>
@@ -1568,6 +1606,15 @@
                 <w:highlight w:val="none"/>
               </w:rPr>
             </w:r>
+            <w:r>
+              <w:rPr>
+                <w:rFonts w:ascii="Times New Roman" w:hAnsi="Times New Roman" w:eastAsia="Times New Roman" w:cs="Times New Roman"/>
+                <w:color w:val="000000"/>
+                <w:sz w:val="24"/>
+                <w:szCs w:val="24"/>
+                <w:highlight w:val="none"/>
+              </w:rPr>
+            </w:r>
           </w:p>
           <w:p>
             <w:pPr>
@@ -1608,6 +1655,7 @@
                 <w:rFonts w:ascii="Times New Roman" w:hAnsi="Times New Roman" w:eastAsia="Times New Roman" w:cs="Times New Roman"/>
                 <w:color w:val="000000"/>
                 <w:sz w:val="24"/>
+                <w:szCs w:val="24"/>
                 <w:highlight w:val="none"/>
               </w:rPr>
             </w:r>
@@ -1655,6 +1703,7 @@
                 <w:rFonts w:ascii="Times New Roman" w:hAnsi="Times New Roman" w:eastAsia="Times New Roman" w:cs="Times New Roman"/>
                 <w:color w:val="000000"/>
                 <w:sz w:val="24"/>
+                <w:szCs w:val="24"/>
                 <w:highlight w:val="none"/>
               </w:rPr>
             </w:r>
@@ -1791,6 +1840,11 @@
           <w:highlight w:val="none"/>
         </w:rPr>
       </w:r>
+      <w:r>
+        <w:rPr>
+          <w:highlight w:val="none"/>
+        </w:rPr>
+      </w:r>
     </w:p>
     <w:tbl>
       <w:tblPr>
@@ -2173,6 +2227,7 @@
           <w:bCs/>
           <w:sz w:val="32"/>
           <w:szCs w:val="32"/>
+          <w:highlight w:val="none"/>
         </w:rPr>
       </w:r>
       <w:r>
@@ -2216,6 +2271,7 @@
           <w:bCs/>
           <w:sz w:val="36"/>
           <w:szCs w:val="36"/>
+          <w:highlight w:val="none"/>
         </w:rPr>
       </w:r>
       <w:r>
@@ -2520,6 +2576,7 @@
           <w:bCs/>
           <w:sz w:val="32"/>
           <w:szCs w:val="32"/>
+          <w:highlight w:val="none"/>
         </w:rPr>
       </w:r>
       <w:r>
@@ -2758,7 +2815,6 @@
           <w:bCs/>
           <w:sz w:val="32"/>
           <w:szCs w:val="32"/>
-          <w:highlight w:val="none"/>
         </w:rPr>
       </w:r>
       <w:r>
@@ -6753,10 +6809,10 @@
       </w:r>
       <w:r>
         <w:rPr>
-          <w:b w:val="0"/>
-          <w:bCs w:val="0"/>
-          <w:sz w:val="22"/>
-          <w:szCs w:val="22"/>
+          <w:b/>
+          <w:bCs/>
+          <w:sz w:val="32"/>
+          <w:szCs w:val="32"/>
           <w:highlight w:val="none"/>
         </w:rPr>
       </w:r>
@@ -9184,10 +9240,10 @@
       </w:r>
       <w:r>
         <w:rPr>
-          <w:b w:val="0"/>
-          <w:bCs w:val="0"/>
-          <w:sz w:val="22"/>
-          <w:szCs w:val="22"/>
+          <w:b/>
+          <w:bCs/>
+          <w:sz w:val="32"/>
+          <w:szCs w:val="32"/>
           <w:highlight w:val="none"/>
         </w:rPr>
       </w:r>
@@ -9499,7 +9555,9 @@
       </w:r>
       <w:r>
         <w:rPr>
-          <w:highlight w:val="none"/>
+          <w:rFonts w:ascii="Times New Roman" w:hAnsi="Times New Roman" w:eastAsia="Times New Roman" w:cs="Times New Roman"/>
+          <w:sz w:val="24"/>
+          <w:szCs w:val="24"/>
         </w:rPr>
       </w:r>
     </w:p>
@@ -9520,7 +9578,11 @@
       <w:r>
         <w:t xml:space="preserve">等 10 秒。</w:t>
       </w:r>
-      <w:r/>
+      <w:r>
+        <w:rPr>
+          <w:highlight w:val="none"/>
+        </w:rPr>
+      </w:r>
     </w:p>
     <w:p>
       <w:pPr>
@@ -9641,12 +9703,7 @@
           <w:highlight w:val="none"/>
         </w:rPr>
       </w:r>
-    </w:p>
-    <w:p>
-      <w:pPr>
-        <w:pBdr/>
-        <w:spacing/>
-        <w:ind/>
+      <w:r>
         <w:rPr>
           <w:b w:val="0"/>
           <w:bCs w:val="0"/>
@@ -9654,8 +9711,13 @@
           <w:szCs w:val="22"/>
           <w:highlight w:val="none"/>
         </w:rPr>
-      </w:pPr>
-      <w:r>
+      </w:r>
+    </w:p>
+    <w:p>
+      <w:pPr>
+        <w:pBdr/>
+        <w:spacing/>
+        <w:ind/>
         <w:rPr>
           <w:b w:val="0"/>
           <w:bCs w:val="0"/>
@@ -9663,7 +9725,7 @@
           <w:szCs w:val="22"/>
           <w:highlight w:val="none"/>
         </w:rPr>
-      </w:r>
+      </w:pPr>
       <w:r>
         <w:rPr>
           <w:b w:val="0"/>
@@ -10010,6 +10072,161 @@
         <w:spacing/>
         <w:ind/>
         <w:rPr>
+          <w:b w:val="0"/>
+          <w:bCs w:val="0"/>
+          <w:sz w:val="22"/>
+          <w:szCs w:val="22"/>
+          <w:highlight w:val="none"/>
+        </w:rPr>
+      </w:pPr>
+      <w:r>
+        <w:rPr>
+          <w:b w:val="0"/>
+          <w:bCs w:val="0"/>
+          <w:sz w:val="22"/>
+          <w:szCs w:val="22"/>
+          <w:highlight w:val="none"/>
+        </w:rPr>
+      </w:r>
+      <w:r>
+        <w:rPr>
+          <w:b w:val="0"/>
+          <w:bCs w:val="0"/>
+          <w:sz w:val="22"/>
+          <w:szCs w:val="22"/>
+          <w:highlight w:val="none"/>
+        </w:rPr>
+      </w:r>
+      <w:r>
+        <w:rPr>
+          <w:b w:val="0"/>
+          <w:bCs w:val="0"/>
+          <w:sz w:val="22"/>
+          <w:szCs w:val="22"/>
+          <w:highlight w:val="none"/>
+        </w:rPr>
+      </w:r>
+    </w:p>
+    <w:p>
+      <w:pPr>
+        <w:pBdr/>
+        <w:spacing/>
+        <w:ind/>
+        <w:rPr>
+          <w:b w:val="0"/>
+          <w:bCs w:val="0"/>
+          <w:sz w:val="22"/>
+          <w:szCs w:val="22"/>
+          <w:highlight w:val="none"/>
+        </w:rPr>
+      </w:pPr>
+      <w:r>
+        <w:rPr>
+          <w:b w:val="0"/>
+          <w:bCs w:val="0"/>
+          <w:sz w:val="22"/>
+          <w:szCs w:val="22"/>
+          <w:highlight w:val="none"/>
+        </w:rPr>
+      </w:r>
+      <w:r>
+        <w:rPr>
+          <w:b w:val="0"/>
+          <w:bCs w:val="0"/>
+          <w:sz w:val="22"/>
+          <w:szCs w:val="22"/>
+          <w:highlight w:val="none"/>
+        </w:rPr>
+      </w:r>
+      <w:r>
+        <w:rPr>
+          <w:b w:val="0"/>
+          <w:bCs w:val="0"/>
+          <w:sz w:val="22"/>
+          <w:szCs w:val="22"/>
+          <w:highlight w:val="none"/>
+        </w:rPr>
+      </w:r>
+    </w:p>
+    <w:p>
+      <w:pPr>
+        <w:pBdr/>
+        <w:spacing/>
+        <w:ind/>
+        <w:rPr>
+          <w:b w:val="0"/>
+          <w:bCs w:val="0"/>
+          <w:sz w:val="22"/>
+          <w:szCs w:val="22"/>
+          <w:highlight w:val="none"/>
+        </w:rPr>
+      </w:pPr>
+      <w:r>
+        <w:rPr>
+          <w:b w:val="0"/>
+          <w:bCs w:val="0"/>
+          <w:sz w:val="22"/>
+          <w:szCs w:val="22"/>
+          <w:highlight w:val="none"/>
+        </w:rPr>
+      </w:r>
+      <w:r>
+        <w:rPr>
+          <w:b w:val="0"/>
+          <w:bCs w:val="0"/>
+          <w:sz w:val="22"/>
+          <w:szCs w:val="22"/>
+          <w:highlight w:val="none"/>
+        </w:rPr>
+      </w:r>
+      <w:r>
+        <w:rPr>
+          <w:b w:val="0"/>
+          <w:bCs w:val="0"/>
+          <w:sz w:val="22"/>
+          <w:szCs w:val="22"/>
+          <w:highlight w:val="none"/>
+        </w:rPr>
+      </w:r>
+    </w:p>
+    <w:p>
+      <w:pPr>
+        <w:pBdr/>
+        <w:spacing/>
+        <w:ind/>
+        <w:rPr>
+          <w:b w:val="0"/>
+          <w:bCs w:val="0"/>
+          <w:sz w:val="22"/>
+          <w:szCs w:val="22"/>
+          <w:highlight w:val="none"/>
+        </w:rPr>
+      </w:pPr>
+      <w:r>
+        <w:rPr>
+          <w:b w:val="0"/>
+          <w:bCs w:val="0"/>
+          <w:sz w:val="22"/>
+          <w:szCs w:val="22"/>
+          <w:highlight w:val="none"/>
+        </w:rPr>
+      </w:r>
+      <w:r>
+        <w:rPr>
+          <w:b w:val="0"/>
+          <w:bCs w:val="0"/>
+          <w:sz w:val="22"/>
+          <w:szCs w:val="22"/>
+          <w:highlight w:val="none"/>
+        </w:rPr>
+      </w:r>
+    </w:p>
+    <w:p>
+      <w:pPr>
+        <w:pBdr/>
+        <w:spacing/>
+        <w:ind/>
+        <w:rPr>
           <w:b/>
           <w:bCs/>
           <w:sz w:val="32"/>
@@ -10081,10 +10298,10 @@
       </w:r>
       <w:r>
         <w:rPr>
-          <w:b w:val="0"/>
-          <w:bCs w:val="0"/>
-          <w:sz w:val="22"/>
-          <w:szCs w:val="22"/>
+          <w:b/>
+          <w:bCs/>
+          <w:sz w:val="32"/>
+          <w:szCs w:val="32"/>
           <w:highlight w:val="none"/>
         </w:rPr>
       </w:r>
@@ -10327,10 +10544,10 @@
       </w:r>
       <w:r>
         <w:rPr>
-          <w:b w:val="0"/>
-          <w:bCs w:val="0"/>
-          <w:sz w:val="22"/>
-          <w:szCs w:val="22"/>
+          <w:b/>
+          <w:bCs/>
+          <w:sz w:val="32"/>
+          <w:szCs w:val="32"/>
           <w:highlight w:val="none"/>
         </w:rPr>
       </w:r>
@@ -10695,207 +10912,6 @@
       </w:r>
       <w:r>
         <w:rPr>
-          <w:highlight w:val="none"/>
-        </w:rPr>
-      </w:r>
-      <w:r>
-        <w:rPr>
-          <w:b w:val="0"/>
-          <w:bCs w:val="0"/>
-          <w:sz w:val="22"/>
-          <w:szCs w:val="22"/>
-          <w:highlight w:val="none"/>
-        </w:rPr>
-      </w:r>
-    </w:p>
-    <w:p>
-      <w:pPr>
-        <w:pBdr/>
-        <w:spacing/>
-        <w:ind/>
-        <w:rPr>
-          <w:b w:val="0"/>
-          <w:bCs w:val="0"/>
-          <w:sz w:val="22"/>
-          <w:szCs w:val="22"/>
-          <w:highlight w:val="none"/>
-        </w:rPr>
-      </w:pPr>
-      <w:r>
-        <w:rPr>
-          <w:b w:val="0"/>
-          <w:bCs w:val="0"/>
-          <w:sz w:val="22"/>
-          <w:szCs w:val="22"/>
-          <w:highlight w:val="none"/>
-        </w:rPr>
-      </w:r>
-      <w:r>
-        <w:rPr>
-          <w:b w:val="0"/>
-          <w:bCs w:val="0"/>
-          <w:sz w:val="22"/>
-          <w:szCs w:val="22"/>
-          <w:highlight w:val="none"/>
-        </w:rPr>
-      </w:r>
-      <w:r>
-        <w:rPr>
-          <w:b w:val="0"/>
-          <w:bCs w:val="0"/>
-          <w:sz w:val="22"/>
-          <w:szCs w:val="22"/>
-          <w:highlight w:val="none"/>
-        </w:rPr>
-      </w:r>
-    </w:p>
-    <w:p>
-      <w:pPr>
-        <w:pBdr/>
-        <w:spacing/>
-        <w:ind/>
-        <w:rPr>
-          <w:b w:val="0"/>
-          <w:bCs w:val="0"/>
-          <w:sz w:val="22"/>
-          <w:szCs w:val="22"/>
-          <w:highlight w:val="none"/>
-        </w:rPr>
-      </w:pPr>
-      <w:r>
-        <w:rPr>
-          <w:b w:val="0"/>
-          <w:bCs w:val="0"/>
-          <w:sz w:val="22"/>
-          <w:szCs w:val="22"/>
-          <w:highlight w:val="none"/>
-        </w:rPr>
-      </w:r>
-      <w:r>
-        <w:rPr>
-          <w:b w:val="0"/>
-          <w:bCs w:val="0"/>
-          <w:sz w:val="22"/>
-          <w:szCs w:val="22"/>
-          <w:highlight w:val="none"/>
-        </w:rPr>
-      </w:r>
-      <w:r>
-        <w:rPr>
-          <w:b w:val="0"/>
-          <w:bCs w:val="0"/>
-          <w:sz w:val="22"/>
-          <w:szCs w:val="22"/>
-          <w:highlight w:val="none"/>
-        </w:rPr>
-      </w:r>
-    </w:p>
-    <w:p>
-      <w:pPr>
-        <w:pBdr/>
-        <w:spacing/>
-        <w:ind/>
-        <w:rPr>
-          <w:b w:val="0"/>
-          <w:bCs w:val="0"/>
-          <w:sz w:val="22"/>
-          <w:szCs w:val="22"/>
-          <w:highlight w:val="none"/>
-        </w:rPr>
-      </w:pPr>
-      <w:r>
-        <w:rPr>
-          <w:b w:val="0"/>
-          <w:bCs w:val="0"/>
-          <w:sz w:val="22"/>
-          <w:szCs w:val="22"/>
-          <w:highlight w:val="none"/>
-        </w:rPr>
-      </w:r>
-      <w:r>
-        <w:rPr>
-          <w:b w:val="0"/>
-          <w:bCs w:val="0"/>
-          <w:sz w:val="22"/>
-          <w:szCs w:val="22"/>
-          <w:highlight w:val="none"/>
-        </w:rPr>
-      </w:r>
-      <w:r>
-        <w:rPr>
-          <w:b w:val="0"/>
-          <w:bCs w:val="0"/>
-          <w:sz w:val="22"/>
-          <w:szCs w:val="22"/>
-          <w:highlight w:val="none"/>
-        </w:rPr>
-      </w:r>
-    </w:p>
-    <w:p>
-      <w:pPr>
-        <w:pBdr/>
-        <w:spacing/>
-        <w:ind/>
-        <w:rPr>
-          <w:b w:val="0"/>
-          <w:bCs w:val="0"/>
-          <w:sz w:val="22"/>
-          <w:szCs w:val="22"/>
-          <w:highlight w:val="none"/>
-        </w:rPr>
-      </w:pPr>
-      <w:r>
-        <w:rPr>
-          <w:b w:val="0"/>
-          <w:bCs w:val="0"/>
-          <w:sz w:val="22"/>
-          <w:szCs w:val="22"/>
-          <w:highlight w:val="none"/>
-        </w:rPr>
-      </w:r>
-      <w:r>
-        <w:rPr>
-          <w:b w:val="0"/>
-          <w:bCs w:val="0"/>
-          <w:sz w:val="22"/>
-          <w:szCs w:val="22"/>
-          <w:highlight w:val="none"/>
-        </w:rPr>
-      </w:r>
-      <w:r>
-        <w:rPr>
-          <w:b w:val="0"/>
-          <w:bCs w:val="0"/>
-          <w:sz w:val="22"/>
-          <w:szCs w:val="22"/>
-          <w:highlight w:val="none"/>
-        </w:rPr>
-      </w:r>
-    </w:p>
-    <w:p>
-      <w:pPr>
-        <w:pBdr/>
-        <w:spacing/>
-        <w:ind/>
-        <w:rPr>
-          <w:b w:val="0"/>
-          <w:bCs w:val="0"/>
-          <w:sz w:val="22"/>
-          <w:szCs w:val="22"/>
-          <w:highlight w:val="none"/>
-        </w:rPr>
-      </w:pPr>
-      <w:r>
-        <w:rPr>
-          <w:b w:val="0"/>
-          <w:bCs w:val="0"/>
-          <w:sz w:val="22"/>
-          <w:szCs w:val="22"/>
-          <w:highlight w:val="none"/>
-        </w:rPr>
-      </w:r>
-      <w:r>
-        <w:rPr>
           <w:b w:val="0"/>
           <w:bCs w:val="0"/>
           <w:sz w:val="22"/>
@@ -11155,6 +11171,489 @@
     </w:p>
     <w:p>
       <w:pPr>
+        <w:pBdr/>
+        <w:spacing/>
+        <w:ind/>
+        <w:rPr>
+          <w:b w:val="0"/>
+          <w:bCs w:val="0"/>
+          <w:sz w:val="22"/>
+          <w:szCs w:val="22"/>
+          <w:highlight w:val="none"/>
+        </w:rPr>
+      </w:pPr>
+      <w:r>
+        <w:rPr>
+          <w:b w:val="0"/>
+          <w:bCs w:val="0"/>
+          <w:sz w:val="22"/>
+          <w:szCs w:val="22"/>
+          <w:highlight w:val="none"/>
+        </w:rPr>
+      </w:r>
+      <w:r>
+        <w:rPr>
+          <w:b w:val="0"/>
+          <w:bCs w:val="0"/>
+          <w:sz w:val="22"/>
+          <w:szCs w:val="22"/>
+          <w:highlight w:val="none"/>
+        </w:rPr>
+      </w:r>
+      <w:r>
+        <w:rPr>
+          <w:b w:val="0"/>
+          <w:bCs w:val="0"/>
+          <w:sz w:val="22"/>
+          <w:szCs w:val="22"/>
+          <w:highlight w:val="none"/>
+        </w:rPr>
+      </w:r>
+    </w:p>
+    <w:p>
+      <w:pPr>
+        <w:pBdr/>
+        <w:spacing/>
+        <w:ind/>
+        <w:rPr>
+          <w:b w:val="0"/>
+          <w:bCs w:val="0"/>
+          <w:sz w:val="22"/>
+          <w:szCs w:val="22"/>
+          <w:highlight w:val="none"/>
+        </w:rPr>
+      </w:pPr>
+      <w:r>
+        <w:rPr>
+          <w:b w:val="0"/>
+          <w:bCs w:val="0"/>
+          <w:sz w:val="22"/>
+          <w:szCs w:val="22"/>
+          <w:highlight w:val="none"/>
+        </w:rPr>
+      </w:r>
+      <w:r>
+        <w:rPr>
+          <w:b w:val="0"/>
+          <w:bCs w:val="0"/>
+          <w:sz w:val="22"/>
+          <w:szCs w:val="22"/>
+          <w:highlight w:val="none"/>
+        </w:rPr>
+      </w:r>
+      <w:r>
+        <w:rPr>
+          <w:b w:val="0"/>
+          <w:bCs w:val="0"/>
+          <w:sz w:val="22"/>
+          <w:szCs w:val="22"/>
+          <w:highlight w:val="none"/>
+        </w:rPr>
+      </w:r>
+    </w:p>
+    <w:p>
+      <w:pPr>
+        <w:pBdr/>
+        <w:spacing/>
+        <w:ind/>
+        <w:rPr>
+          <w:b w:val="0"/>
+          <w:bCs w:val="0"/>
+          <w:sz w:val="22"/>
+          <w:szCs w:val="22"/>
+          <w:highlight w:val="none"/>
+        </w:rPr>
+      </w:pPr>
+      <w:r>
+        <w:rPr>
+          <w:b w:val="0"/>
+          <w:bCs w:val="0"/>
+          <w:sz w:val="22"/>
+          <w:szCs w:val="22"/>
+          <w:highlight w:val="none"/>
+        </w:rPr>
+      </w:r>
+      <w:r>
+        <w:rPr>
+          <w:b w:val="0"/>
+          <w:bCs w:val="0"/>
+          <w:sz w:val="22"/>
+          <w:szCs w:val="22"/>
+          <w:highlight w:val="none"/>
+        </w:rPr>
+      </w:r>
+      <w:r>
+        <w:rPr>
+          <w:b w:val="0"/>
+          <w:bCs w:val="0"/>
+          <w:sz w:val="22"/>
+          <w:szCs w:val="22"/>
+          <w:highlight w:val="none"/>
+        </w:rPr>
+      </w:r>
+    </w:p>
+    <w:p>
+      <w:pPr>
+        <w:pBdr/>
+        <w:spacing/>
+        <w:ind/>
+        <w:rPr>
+          <w:b w:val="0"/>
+          <w:bCs w:val="0"/>
+          <w:sz w:val="22"/>
+          <w:szCs w:val="22"/>
+          <w:highlight w:val="none"/>
+        </w:rPr>
+      </w:pPr>
+      <w:r>
+        <w:rPr>
+          <w:b w:val="0"/>
+          <w:bCs w:val="0"/>
+          <w:sz w:val="22"/>
+          <w:szCs w:val="22"/>
+          <w:highlight w:val="none"/>
+        </w:rPr>
+      </w:r>
+      <w:r>
+        <w:rPr>
+          <w:b w:val="0"/>
+          <w:bCs w:val="0"/>
+          <w:sz w:val="22"/>
+          <w:szCs w:val="22"/>
+          <w:highlight w:val="none"/>
+        </w:rPr>
+      </w:r>
+      <w:r>
+        <w:rPr>
+          <w:b w:val="0"/>
+          <w:bCs w:val="0"/>
+          <w:sz w:val="22"/>
+          <w:szCs w:val="22"/>
+          <w:highlight w:val="none"/>
+        </w:rPr>
+      </w:r>
+    </w:p>
+    <w:p>
+      <w:pPr>
+        <w:pBdr/>
+        <w:spacing/>
+        <w:ind/>
+        <w:rPr>
+          <w:b w:val="0"/>
+          <w:bCs w:val="0"/>
+          <w:sz w:val="22"/>
+          <w:szCs w:val="22"/>
+          <w:highlight w:val="none"/>
+        </w:rPr>
+      </w:pPr>
+      <w:r>
+        <w:rPr>
+          <w:b w:val="0"/>
+          <w:bCs w:val="0"/>
+          <w:sz w:val="22"/>
+          <w:szCs w:val="22"/>
+          <w:highlight w:val="none"/>
+        </w:rPr>
+      </w:r>
+      <w:r>
+        <w:rPr>
+          <w:b w:val="0"/>
+          <w:bCs w:val="0"/>
+          <w:sz w:val="22"/>
+          <w:szCs w:val="22"/>
+          <w:highlight w:val="none"/>
+        </w:rPr>
+      </w:r>
+      <w:r>
+        <w:rPr>
+          <w:b w:val="0"/>
+          <w:bCs w:val="0"/>
+          <w:sz w:val="22"/>
+          <w:szCs w:val="22"/>
+          <w:highlight w:val="none"/>
+        </w:rPr>
+      </w:r>
+    </w:p>
+    <w:p>
+      <w:pPr>
+        <w:pBdr/>
+        <w:spacing/>
+        <w:ind/>
+        <w:rPr>
+          <w:b w:val="0"/>
+          <w:bCs w:val="0"/>
+          <w:sz w:val="22"/>
+          <w:szCs w:val="22"/>
+          <w:highlight w:val="none"/>
+        </w:rPr>
+      </w:pPr>
+      <w:r>
+        <w:rPr>
+          <w:b w:val="0"/>
+          <w:bCs w:val="0"/>
+          <w:sz w:val="22"/>
+          <w:szCs w:val="22"/>
+          <w:highlight w:val="none"/>
+        </w:rPr>
+      </w:r>
+      <w:r>
+        <w:rPr>
+          <w:b w:val="0"/>
+          <w:bCs w:val="0"/>
+          <w:sz w:val="22"/>
+          <w:szCs w:val="22"/>
+          <w:highlight w:val="none"/>
+        </w:rPr>
+      </w:r>
+      <w:r>
+        <w:rPr>
+          <w:b w:val="0"/>
+          <w:bCs w:val="0"/>
+          <w:sz w:val="22"/>
+          <w:szCs w:val="22"/>
+          <w:highlight w:val="none"/>
+        </w:rPr>
+      </w:r>
+    </w:p>
+    <w:p>
+      <w:pPr>
+        <w:pBdr/>
+        <w:spacing/>
+        <w:ind/>
+        <w:rPr>
+          <w:b w:val="0"/>
+          <w:bCs w:val="0"/>
+          <w:sz w:val="22"/>
+          <w:szCs w:val="22"/>
+          <w:highlight w:val="none"/>
+        </w:rPr>
+      </w:pPr>
+      <w:r>
+        <w:rPr>
+          <w:b w:val="0"/>
+          <w:bCs w:val="0"/>
+          <w:sz w:val="22"/>
+          <w:szCs w:val="22"/>
+          <w:highlight w:val="none"/>
+        </w:rPr>
+      </w:r>
+      <w:r>
+        <w:rPr>
+          <w:b w:val="0"/>
+          <w:bCs w:val="0"/>
+          <w:sz w:val="22"/>
+          <w:szCs w:val="22"/>
+          <w:highlight w:val="none"/>
+        </w:rPr>
+      </w:r>
+      <w:r>
+        <w:rPr>
+          <w:b w:val="0"/>
+          <w:bCs w:val="0"/>
+          <w:sz w:val="22"/>
+          <w:szCs w:val="22"/>
+          <w:highlight w:val="none"/>
+        </w:rPr>
+      </w:r>
+    </w:p>
+    <w:p>
+      <w:pPr>
+        <w:pBdr/>
+        <w:spacing/>
+        <w:ind/>
+        <w:rPr>
+          <w:b w:val="0"/>
+          <w:bCs w:val="0"/>
+          <w:sz w:val="22"/>
+          <w:szCs w:val="22"/>
+          <w:highlight w:val="none"/>
+        </w:rPr>
+      </w:pPr>
+      <w:r>
+        <w:rPr>
+          <w:b w:val="0"/>
+          <w:bCs w:val="0"/>
+          <w:sz w:val="22"/>
+          <w:szCs w:val="22"/>
+          <w:highlight w:val="none"/>
+        </w:rPr>
+      </w:r>
+      <w:r>
+        <w:rPr>
+          <w:b w:val="0"/>
+          <w:bCs w:val="0"/>
+          <w:sz w:val="22"/>
+          <w:szCs w:val="22"/>
+          <w:highlight w:val="none"/>
+        </w:rPr>
+      </w:r>
+      <w:r>
+        <w:rPr>
+          <w:b w:val="0"/>
+          <w:bCs w:val="0"/>
+          <w:sz w:val="22"/>
+          <w:szCs w:val="22"/>
+          <w:highlight w:val="none"/>
+        </w:rPr>
+      </w:r>
+    </w:p>
+    <w:p>
+      <w:pPr>
+        <w:pBdr/>
+        <w:spacing/>
+        <w:ind/>
+        <w:rPr>
+          <w:b w:val="0"/>
+          <w:bCs w:val="0"/>
+          <w:sz w:val="22"/>
+          <w:szCs w:val="22"/>
+          <w:highlight w:val="none"/>
+        </w:rPr>
+      </w:pPr>
+      <w:r>
+        <w:rPr>
+          <w:b w:val="0"/>
+          <w:bCs w:val="0"/>
+          <w:sz w:val="22"/>
+          <w:szCs w:val="22"/>
+          <w:highlight w:val="none"/>
+        </w:rPr>
+      </w:r>
+      <w:r>
+        <w:rPr>
+          <w:b w:val="0"/>
+          <w:bCs w:val="0"/>
+          <w:sz w:val="22"/>
+          <w:szCs w:val="22"/>
+          <w:highlight w:val="none"/>
+        </w:rPr>
+      </w:r>
+      <w:r>
+        <w:rPr>
+          <w:b w:val="0"/>
+          <w:bCs w:val="0"/>
+          <w:sz w:val="22"/>
+          <w:szCs w:val="22"/>
+          <w:highlight w:val="none"/>
+        </w:rPr>
+      </w:r>
+    </w:p>
+    <w:p>
+      <w:pPr>
+        <w:pBdr/>
+        <w:spacing/>
+        <w:ind/>
+        <w:rPr>
+          <w:b w:val="0"/>
+          <w:bCs w:val="0"/>
+          <w:sz w:val="22"/>
+          <w:szCs w:val="22"/>
+          <w:highlight w:val="none"/>
+        </w:rPr>
+      </w:pPr>
+      <w:r>
+        <w:rPr>
+          <w:b w:val="0"/>
+          <w:bCs w:val="0"/>
+          <w:sz w:val="22"/>
+          <w:szCs w:val="22"/>
+          <w:highlight w:val="none"/>
+        </w:rPr>
+      </w:r>
+      <w:r>
+        <w:rPr>
+          <w:b w:val="0"/>
+          <w:bCs w:val="0"/>
+          <w:sz w:val="22"/>
+          <w:szCs w:val="22"/>
+          <w:highlight w:val="none"/>
+        </w:rPr>
+      </w:r>
+      <w:r>
+        <w:rPr>
+          <w:b w:val="0"/>
+          <w:bCs w:val="0"/>
+          <w:sz w:val="22"/>
+          <w:szCs w:val="22"/>
+          <w:highlight w:val="none"/>
+        </w:rPr>
+      </w:r>
+    </w:p>
+    <w:p>
+      <w:pPr>
+        <w:pBdr/>
+        <w:spacing/>
+        <w:ind/>
+        <w:rPr>
+          <w:b w:val="0"/>
+          <w:bCs w:val="0"/>
+          <w:sz w:val="22"/>
+          <w:szCs w:val="22"/>
+          <w:highlight w:val="none"/>
+        </w:rPr>
+      </w:pPr>
+      <w:r>
+        <w:rPr>
+          <w:b w:val="0"/>
+          <w:bCs w:val="0"/>
+          <w:sz w:val="22"/>
+          <w:szCs w:val="22"/>
+          <w:highlight w:val="none"/>
+        </w:rPr>
+      </w:r>
+      <w:r>
+        <w:rPr>
+          <w:b w:val="0"/>
+          <w:bCs w:val="0"/>
+          <w:sz w:val="22"/>
+          <w:szCs w:val="22"/>
+          <w:highlight w:val="none"/>
+        </w:rPr>
+      </w:r>
+      <w:r>
+        <w:rPr>
+          <w:b w:val="0"/>
+          <w:bCs w:val="0"/>
+          <w:sz w:val="22"/>
+          <w:szCs w:val="22"/>
+          <w:highlight w:val="none"/>
+        </w:rPr>
+      </w:r>
+    </w:p>
+    <w:p>
+      <w:pPr>
+        <w:pBdr/>
+        <w:spacing/>
+        <w:ind/>
+        <w:rPr>
+          <w:b w:val="0"/>
+          <w:bCs w:val="0"/>
+          <w:sz w:val="22"/>
+          <w:szCs w:val="22"/>
+          <w:highlight w:val="none"/>
+        </w:rPr>
+      </w:pPr>
+      <w:r>
+        <w:rPr>
+          <w:b w:val="0"/>
+          <w:bCs w:val="0"/>
+          <w:sz w:val="22"/>
+          <w:szCs w:val="22"/>
+          <w:highlight w:val="none"/>
+        </w:rPr>
+      </w:r>
+      <w:r>
+        <w:rPr>
+          <w:b w:val="0"/>
+          <w:bCs w:val="0"/>
+          <w:sz w:val="22"/>
+          <w:szCs w:val="22"/>
+          <w:highlight w:val="none"/>
+        </w:rPr>
+      </w:r>
+    </w:p>
+    <w:p>
+      <w:pPr>
         <w:pStyle w:val="839"/>
         <w:pBdr>
           <w:top w:val="none" w:color="000000" w:sz="4" w:space="0"/>
@@ -11164,18 +11663,29 @@
         </w:pBdr>
         <w:spacing/>
         <w:ind w:right="0" w:firstLine="0" w:left="0"/>
-        <w:rPr/>
-      </w:pPr>
-      <w:r>
-        <w:rPr>
-          <w:rFonts w:ascii="Times New Roman" w:hAnsi="Times New Roman" w:eastAsia="Times New Roman" w:cs="Times New Roman"/>
+        <w:rPr>
+          <w:rFonts w:ascii="Arial" w:hAnsi="Arial" w:cs="Arial"/>
+          <w:sz w:val="32"/>
+          <w:szCs w:val="32"/>
+        </w:rPr>
+      </w:pPr>
+      <w:r>
+        <w:rPr>
+          <w:rFonts w:ascii="Arial" w:hAnsi="Arial" w:eastAsia="Arial" w:cs="Arial"/>
           <w:b/>
           <w:color w:val="000000"/>
-          <w:sz w:val="48"/>
+          <w:sz w:val="32"/>
+          <w:szCs w:val="32"/>
         </w:rPr>
         <w:t xml:space="preserve">STEP 12 — Backend Deployment</w:t>
       </w:r>
-      <w:r/>
+      <w:r>
+        <w:rPr>
+          <w:rFonts w:ascii="Arial" w:hAnsi="Arial" w:eastAsia="Arial" w:cs="Arial"/>
+          <w:sz w:val="32"/>
+          <w:szCs w:val="32"/>
+        </w:rPr>
+      </w:r>
     </w:p>
     <w:p>
       <w:pPr>
@@ -12474,6 +12984,38 @@
     </w:p>
     <w:p>
       <w:pPr>
+        <w:pBdr/>
+        <w:spacing/>
+        <w:ind/>
+        <w:rPr>
+          <w:b w:val="0"/>
+          <w:bCs w:val="0"/>
+          <w:sz w:val="22"/>
+          <w:szCs w:val="22"/>
+          <w:highlight w:val="none"/>
+        </w:rPr>
+      </w:pPr>
+      <w:r>
+        <w:rPr>
+          <w:b w:val="0"/>
+          <w:bCs w:val="0"/>
+          <w:sz w:val="22"/>
+          <w:szCs w:val="22"/>
+          <w:highlight w:val="none"/>
+        </w:rPr>
+      </w:r>
+      <w:r>
+        <w:rPr>
+          <w:b w:val="0"/>
+          <w:bCs w:val="0"/>
+          <w:sz w:val="22"/>
+          <w:szCs w:val="22"/>
+          <w:highlight w:val="none"/>
+        </w:rPr>
+      </w:r>
+    </w:p>
+    <w:p>
+      <w:pPr>
         <w:pStyle w:val="839"/>
         <w:pBdr>
           <w:top w:val="none" w:color="000000" w:sz="4" w:space="0"/>
@@ -12483,18 +13025,29 @@
         </w:pBdr>
         <w:spacing/>
         <w:ind w:right="0" w:firstLine="0" w:left="0"/>
-        <w:rPr/>
-      </w:pPr>
-      <w:r>
-        <w:rPr>
-          <w:rFonts w:ascii="Times New Roman" w:hAnsi="Times New Roman" w:eastAsia="Times New Roman" w:cs="Times New Roman"/>
+        <w:rPr>
+          <w:rFonts w:ascii="Arial" w:hAnsi="Arial" w:cs="Arial"/>
+          <w:sz w:val="32"/>
+          <w:szCs w:val="32"/>
+        </w:rPr>
+      </w:pPr>
+      <w:r>
+        <w:rPr>
+          <w:rFonts w:ascii="Arial" w:hAnsi="Arial" w:eastAsia="Arial" w:cs="Arial"/>
           <w:b/>
           <w:color w:val="000000"/>
-          <w:sz w:val="48"/>
+          <w:sz w:val="32"/>
+          <w:szCs w:val="32"/>
         </w:rPr>
         <w:t xml:space="preserve">STEP 13 — Backend Service</w:t>
       </w:r>
-      <w:r/>
+      <w:r>
+        <w:rPr>
+          <w:rFonts w:ascii="Arial" w:hAnsi="Arial" w:eastAsia="Arial" w:cs="Arial"/>
+          <w:sz w:val="32"/>
+          <w:szCs w:val="32"/>
+        </w:rPr>
+      </w:r>
     </w:p>
     <w:p>
       <w:pPr>
@@ -13265,6 +13818,202 @@
     </w:p>
     <w:p>
       <w:pPr>
+        <w:pBdr/>
+        <w:spacing/>
+        <w:ind/>
+        <w:rPr>
+          <w:b w:val="0"/>
+          <w:bCs w:val="0"/>
+          <w:sz w:val="22"/>
+          <w:szCs w:val="22"/>
+          <w:highlight w:val="none"/>
+        </w:rPr>
+      </w:pPr>
+      <w:r>
+        <w:rPr>
+          <w:b w:val="0"/>
+          <w:bCs w:val="0"/>
+          <w:sz w:val="22"/>
+          <w:szCs w:val="22"/>
+          <w:highlight w:val="none"/>
+        </w:rPr>
+      </w:r>
+      <w:r>
+        <w:rPr>
+          <w:b w:val="0"/>
+          <w:bCs w:val="0"/>
+          <w:sz w:val="22"/>
+          <w:szCs w:val="22"/>
+          <w:highlight w:val="none"/>
+        </w:rPr>
+      </w:r>
+      <w:r>
+        <w:rPr>
+          <w:b w:val="0"/>
+          <w:bCs w:val="0"/>
+          <w:sz w:val="22"/>
+          <w:szCs w:val="22"/>
+          <w:highlight w:val="none"/>
+        </w:rPr>
+      </w:r>
+    </w:p>
+    <w:p>
+      <w:pPr>
+        <w:pBdr/>
+        <w:spacing/>
+        <w:ind/>
+        <w:rPr>
+          <w:b w:val="0"/>
+          <w:bCs w:val="0"/>
+          <w:sz w:val="22"/>
+          <w:szCs w:val="22"/>
+          <w:highlight w:val="none"/>
+        </w:rPr>
+      </w:pPr>
+      <w:r>
+        <w:rPr>
+          <w:b w:val="0"/>
+          <w:bCs w:val="0"/>
+          <w:sz w:val="22"/>
+          <w:szCs w:val="22"/>
+          <w:highlight w:val="none"/>
+        </w:rPr>
+      </w:r>
+      <w:r>
+        <w:rPr>
+          <w:b w:val="0"/>
+          <w:bCs w:val="0"/>
+          <w:sz w:val="22"/>
+          <w:szCs w:val="22"/>
+          <w:highlight w:val="none"/>
+        </w:rPr>
+      </w:r>
+      <w:r>
+        <w:rPr>
+          <w:b w:val="0"/>
+          <w:bCs w:val="0"/>
+          <w:sz w:val="22"/>
+          <w:szCs w:val="22"/>
+          <w:highlight w:val="none"/>
+        </w:rPr>
+      </w:r>
+    </w:p>
+    <w:p>
+      <w:pPr>
+        <w:pBdr/>
+        <w:spacing/>
+        <w:ind/>
+        <w:rPr>
+          <w:b w:val="0"/>
+          <w:bCs w:val="0"/>
+          <w:sz w:val="22"/>
+          <w:szCs w:val="22"/>
+          <w:highlight w:val="none"/>
+        </w:rPr>
+      </w:pPr>
+      <w:r>
+        <w:rPr>
+          <w:b w:val="0"/>
+          <w:bCs w:val="0"/>
+          <w:sz w:val="22"/>
+          <w:szCs w:val="22"/>
+          <w:highlight w:val="none"/>
+        </w:rPr>
+      </w:r>
+      <w:r>
+        <w:rPr>
+          <w:b w:val="0"/>
+          <w:bCs w:val="0"/>
+          <w:sz w:val="22"/>
+          <w:szCs w:val="22"/>
+          <w:highlight w:val="none"/>
+        </w:rPr>
+      </w:r>
+      <w:r>
+        <w:rPr>
+          <w:b w:val="0"/>
+          <w:bCs w:val="0"/>
+          <w:sz w:val="22"/>
+          <w:szCs w:val="22"/>
+          <w:highlight w:val="none"/>
+        </w:rPr>
+      </w:r>
+    </w:p>
+    <w:p>
+      <w:pPr>
+        <w:pBdr/>
+        <w:spacing/>
+        <w:ind/>
+        <w:rPr>
+          <w:b w:val="0"/>
+          <w:bCs w:val="0"/>
+          <w:sz w:val="22"/>
+          <w:szCs w:val="22"/>
+          <w:highlight w:val="none"/>
+        </w:rPr>
+      </w:pPr>
+      <w:r>
+        <w:rPr>
+          <w:b w:val="0"/>
+          <w:bCs w:val="0"/>
+          <w:sz w:val="22"/>
+          <w:szCs w:val="22"/>
+          <w:highlight w:val="none"/>
+        </w:rPr>
+      </w:r>
+      <w:r>
+        <w:rPr>
+          <w:b w:val="0"/>
+          <w:bCs w:val="0"/>
+          <w:sz w:val="22"/>
+          <w:szCs w:val="22"/>
+          <w:highlight w:val="none"/>
+        </w:rPr>
+      </w:r>
+    </w:p>
+    <w:p>
+      <w:pPr>
+        <w:pBdr/>
+        <w:spacing/>
+        <w:ind/>
+        <w:rPr>
+          <w:b w:val="0"/>
+          <w:bCs w:val="0"/>
+          <w:sz w:val="22"/>
+          <w:szCs w:val="22"/>
+          <w:highlight w:val="none"/>
+        </w:rPr>
+      </w:pPr>
+      <w:r>
+        <w:rPr>
+          <w:b w:val="0"/>
+          <w:bCs w:val="0"/>
+          <w:sz w:val="22"/>
+          <w:szCs w:val="22"/>
+          <w:highlight w:val="none"/>
+        </w:rPr>
+      </w:r>
+      <w:r>
+        <w:rPr>
+          <w:b w:val="0"/>
+          <w:bCs w:val="0"/>
+          <w:sz w:val="22"/>
+          <w:szCs w:val="22"/>
+          <w:highlight w:val="none"/>
+        </w:rPr>
+      </w:r>
+      <w:r>
+        <w:rPr>
+          <w:b w:val="0"/>
+          <w:bCs w:val="0"/>
+          <w:sz w:val="22"/>
+          <w:szCs w:val="22"/>
+          <w:highlight w:val="none"/>
+        </w:rPr>
+      </w:r>
+    </w:p>
+    <w:p>
+      <w:pPr>
         <w:pStyle w:val="839"/>
         <w:pBdr>
           <w:top w:val="none" w:color="000000" w:sz="4" w:space="0"/>
@@ -13274,18 +14023,29 @@
         </w:pBdr>
         <w:spacing/>
         <w:ind w:right="0" w:firstLine="0" w:left="0"/>
-        <w:rPr/>
-      </w:pPr>
-      <w:r>
-        <w:rPr>
-          <w:rFonts w:ascii="Times New Roman" w:hAnsi="Times New Roman" w:eastAsia="Times New Roman" w:cs="Times New Roman"/>
+        <w:rPr>
+          <w:rFonts w:ascii="Arial" w:hAnsi="Arial" w:cs="Arial"/>
+          <w:sz w:val="32"/>
+          <w:szCs w:val="32"/>
+        </w:rPr>
+      </w:pPr>
+      <w:r>
+        <w:rPr>
+          <w:rFonts w:ascii="Arial" w:hAnsi="Arial" w:eastAsia="Arial" w:cs="Arial"/>
           <w:b/>
           <w:color w:val="000000"/>
-          <w:sz w:val="48"/>
+          <w:sz w:val="32"/>
+          <w:szCs w:val="32"/>
         </w:rPr>
         <w:t xml:space="preserve">STEP 14 — Frontend Deployment</w:t>
       </w:r>
-      <w:r/>
+      <w:r>
+        <w:rPr>
+          <w:rFonts w:ascii="Arial" w:hAnsi="Arial" w:eastAsia="Arial" w:cs="Arial"/>
+          <w:sz w:val="32"/>
+          <w:szCs w:val="32"/>
+        </w:rPr>
+      </w:r>
     </w:p>
     <w:p>
       <w:pPr>
@@ -14410,15 +15170,6 @@
           <w:highlight w:val="none"/>
         </w:rPr>
       </w:r>
-      <w:r>
-        <w:rPr>
-          <w:b w:val="0"/>
-          <w:bCs w:val="0"/>
-          <w:sz w:val="22"/>
-          <w:szCs w:val="22"/>
-          <w:highlight w:val="none"/>
-        </w:rPr>
-      </w:r>
     </w:p>
     <w:p>
       <w:pPr>
@@ -14431,18 +15182,29 @@
         </w:pBdr>
         <w:spacing/>
         <w:ind w:right="0" w:firstLine="0" w:left="0"/>
-        <w:rPr/>
-      </w:pPr>
-      <w:r>
-        <w:rPr>
-          <w:rFonts w:ascii="Times New Roman" w:hAnsi="Times New Roman" w:eastAsia="Times New Roman" w:cs="Times New Roman"/>
+        <w:rPr>
+          <w:rFonts w:ascii="Arial" w:hAnsi="Arial" w:cs="Arial"/>
+          <w:sz w:val="32"/>
+          <w:szCs w:val="32"/>
+        </w:rPr>
+      </w:pPr>
+      <w:r>
+        <w:rPr>
+          <w:rFonts w:ascii="Arial" w:hAnsi="Arial" w:eastAsia="Arial" w:cs="Arial"/>
           <w:b/>
           <w:color w:val="000000"/>
-          <w:sz w:val="48"/>
+          <w:sz w:val="32"/>
+          <w:szCs w:val="32"/>
         </w:rPr>
         <w:t xml:space="preserve">STEP 15 — Frontend Service</w:t>
       </w:r>
-      <w:r/>
+      <w:r>
+        <w:rPr>
+          <w:rFonts w:ascii="Arial" w:hAnsi="Arial" w:eastAsia="Arial" w:cs="Arial"/>
+          <w:sz w:val="32"/>
+          <w:szCs w:val="32"/>
+        </w:rPr>
+      </w:r>
     </w:p>
     <w:p>
       <w:pPr>
@@ -15008,6 +15770,79 @@
     </w:p>
     <w:p>
       <w:pPr>
+        <w:pBdr/>
+        <w:spacing/>
+        <w:ind/>
+        <w:rPr>
+          <w:b w:val="0"/>
+          <w:bCs w:val="0"/>
+          <w:sz w:val="22"/>
+          <w:szCs w:val="22"/>
+          <w:highlight w:val="none"/>
+        </w:rPr>
+      </w:pPr>
+      <w:r>
+        <w:rPr>
+          <w:b w:val="0"/>
+          <w:bCs w:val="0"/>
+          <w:sz w:val="22"/>
+          <w:szCs w:val="22"/>
+          <w:highlight w:val="none"/>
+        </w:rPr>
+      </w:r>
+      <w:r>
+        <w:rPr>
+          <w:b w:val="0"/>
+          <w:bCs w:val="0"/>
+          <w:sz w:val="22"/>
+          <w:szCs w:val="22"/>
+          <w:highlight w:val="none"/>
+        </w:rPr>
+      </w:r>
+      <w:r>
+        <w:rPr>
+          <w:b w:val="0"/>
+          <w:bCs w:val="0"/>
+          <w:sz w:val="22"/>
+          <w:szCs w:val="22"/>
+          <w:highlight w:val="none"/>
+        </w:rPr>
+      </w:r>
+    </w:p>
+    <w:p>
+      <w:pPr>
+        <w:pBdr/>
+        <w:spacing/>
+        <w:ind/>
+        <w:rPr>
+          <w:b w:val="0"/>
+          <w:bCs w:val="0"/>
+          <w:sz w:val="22"/>
+          <w:szCs w:val="22"/>
+          <w:highlight w:val="none"/>
+        </w:rPr>
+      </w:pPr>
+      <w:r>
+        <w:rPr>
+          <w:b w:val="0"/>
+          <w:bCs w:val="0"/>
+          <w:sz w:val="22"/>
+          <w:szCs w:val="22"/>
+          <w:highlight w:val="none"/>
+        </w:rPr>
+      </w:r>
+      <w:r>
+        <w:rPr>
+          <w:b w:val="0"/>
+          <w:bCs w:val="0"/>
+          <w:sz w:val="22"/>
+          <w:szCs w:val="22"/>
+          <w:highlight w:val="none"/>
+        </w:rPr>
+      </w:r>
+    </w:p>
+    <w:p>
+      <w:pPr>
         <w:pStyle w:val="839"/>
         <w:pBdr>
           <w:top w:val="none" w:color="000000" w:sz="4" w:space="0"/>
@@ -15017,18 +15852,29 @@
         </w:pBdr>
         <w:spacing/>
         <w:ind w:right="0" w:firstLine="0" w:left="0"/>
-        <w:rPr/>
-      </w:pPr>
-      <w:r>
-        <w:rPr>
-          <w:rFonts w:ascii="Times New Roman" w:hAnsi="Times New Roman" w:eastAsia="Times New Roman" w:cs="Times New Roman"/>
+        <w:rPr>
+          <w:rFonts w:ascii="Arial" w:hAnsi="Arial" w:cs="Arial"/>
+          <w:sz w:val="32"/>
+          <w:szCs w:val="32"/>
+        </w:rPr>
+      </w:pPr>
+      <w:r>
+        <w:rPr>
+          <w:rFonts w:ascii="Arial" w:hAnsi="Arial" w:eastAsia="Arial" w:cs="Arial"/>
           <w:b/>
           <w:color w:val="000000"/>
-          <w:sz w:val="48"/>
+          <w:sz w:val="32"/>
+          <w:szCs w:val="32"/>
         </w:rPr>
         <w:t xml:space="preserve">STEP 16 — 建立 HTTPS TLS</w:t>
       </w:r>
-      <w:r/>
+      <w:r>
+        <w:rPr>
+          <w:rFonts w:ascii="Arial" w:hAnsi="Arial" w:eastAsia="Arial" w:cs="Arial"/>
+          <w:sz w:val="32"/>
+          <w:szCs w:val="32"/>
+        </w:rPr>
+      </w:r>
     </w:p>
     <w:p>
       <w:pPr>
@@ -15560,47 +16406,6 @@
     </w:p>
     <w:p>
       <w:pPr>
-        <w:pBdr/>
-        <w:spacing/>
-        <w:ind/>
-        <w:rPr>
-          <w:b w:val="0"/>
-          <w:bCs w:val="0"/>
-          <w:sz w:val="22"/>
-          <w:szCs w:val="22"/>
-          <w:highlight w:val="none"/>
-        </w:rPr>
-      </w:pPr>
-      <w:r>
-        <w:rPr>
-          <w:b w:val="0"/>
-          <w:bCs w:val="0"/>
-          <w:sz w:val="22"/>
-          <w:szCs w:val="22"/>
-          <w:highlight w:val="none"/>
-        </w:rPr>
-      </w:r>
-      <w:r>
-        <w:rPr>
-          <w:b w:val="0"/>
-          <w:bCs w:val="0"/>
-          <w:sz w:val="22"/>
-          <w:szCs w:val="22"/>
-          <w:highlight w:val="none"/>
-        </w:rPr>
-      </w:r>
-      <w:r>
-        <w:rPr>
-          <w:b w:val="0"/>
-          <w:bCs w:val="0"/>
-          <w:sz w:val="22"/>
-          <w:szCs w:val="22"/>
-          <w:highlight w:val="none"/>
-        </w:rPr>
-      </w:r>
-    </w:p>
-    <w:p>
-      <w:pPr>
         <w:pStyle w:val="839"/>
         <w:pBdr>
           <w:top w:val="none" w:color="000000" w:sz="4" w:space="0"/>
@@ -15610,42 +16415,56 @@
         </w:pBdr>
         <w:spacing/>
         <w:ind w:right="0" w:firstLine="0" w:left="0"/>
-        <w:rPr/>
-      </w:pPr>
-      <w:r>
-        <w:rPr>
-          <w:rFonts w:ascii="Times New Roman" w:hAnsi="Times New Roman" w:eastAsia="Times New Roman" w:cs="Times New Roman"/>
+        <w:rPr>
+          <w:rFonts w:ascii="Arial" w:hAnsi="Arial" w:cs="Arial"/>
+          <w:sz w:val="32"/>
+          <w:szCs w:val="32"/>
+        </w:rPr>
+      </w:pPr>
+      <w:r>
+        <w:rPr>
+          <w:rFonts w:ascii="Arial" w:hAnsi="Arial" w:eastAsia="Arial" w:cs="Arial"/>
           <w:b/>
           <w:color w:val="000000"/>
-          <w:sz w:val="48"/>
+          <w:sz w:val="32"/>
+          <w:szCs w:val="32"/>
         </w:rPr>
         <w:t xml:space="preserve">STEP 17 — 建立 </w:t>
       </w:r>
       <w:r>
         <w:rPr>
-          <w:rFonts w:ascii="Times New Roman" w:hAnsi="Times New Roman" w:eastAsia="Times New Roman" w:cs="Times New Roman"/>
+          <w:rFonts w:ascii="Arial" w:hAnsi="Arial" w:eastAsia="Arial" w:cs="Arial"/>
           <w:b/>
           <w:color w:val="000000"/>
-          <w:sz w:val="48"/>
+          <w:sz w:val="32"/>
+          <w:szCs w:val="32"/>
         </w:rPr>
         <w:t xml:space="preserve">Ingress</w:t>
       </w:r>
       <w:r>
         <w:rPr>
-          <w:rFonts w:ascii="Times New Roman" w:hAnsi="Times New Roman" w:eastAsia="Times New Roman" w:cs="Times New Roman"/>
+          <w:rFonts w:ascii="Arial" w:hAnsi="Arial" w:eastAsia="Arial" w:cs="Arial"/>
           <w:b/>
           <w:color w:val="000000"/>
-          <w:sz w:val="48"/>
+          <w:sz w:val="32"/>
+          <w:szCs w:val="32"/>
         </w:rPr>
         <w:t xml:space="preserve">與middleware</w:t>
       </w:r>
       <w:r>
         <w:rPr>
-          <w:rFonts w:ascii="Times New Roman" w:hAnsi="Times New Roman" w:eastAsia="Times New Roman" w:cs="Times New Roman"/>
-          <w:sz w:val="48"/>
-        </w:rPr>
-      </w:r>
-      <w:r/>
+          <w:rFonts w:ascii="Arial" w:hAnsi="Arial" w:eastAsia="Arial" w:cs="Arial"/>
+          <w:sz w:val="32"/>
+          <w:szCs w:val="32"/>
+        </w:rPr>
+      </w:r>
+      <w:r>
+        <w:rPr>
+          <w:rFonts w:ascii="Arial" w:hAnsi="Arial" w:eastAsia="Arial" w:cs="Arial"/>
+          <w:sz w:val="32"/>
+          <w:szCs w:val="32"/>
+        </w:rPr>
+      </w:r>
     </w:p>
     <w:p>
       <w:pPr>
@@ -17145,6 +17964,17 @@
       </w:pPr>
       <w:r/>
       <w:r/>
+      <w:r/>
+    </w:p>
+    <w:p>
+      <w:pPr>
+        <w:pBdr/>
+        <w:spacing/>
+        <w:ind/>
+        <w:rPr/>
+      </w:pPr>
+      <w:r/>
+      <w:r/>
     </w:p>
     <w:p>
       <w:pPr>
@@ -17157,18 +17987,29 @@
         </w:pBdr>
         <w:spacing/>
         <w:ind w:right="0" w:firstLine="0" w:left="0"/>
-        <w:rPr/>
-      </w:pPr>
-      <w:r>
-        <w:rPr>
-          <w:rFonts w:ascii="Times New Roman" w:hAnsi="Times New Roman" w:eastAsia="Times New Roman" w:cs="Times New Roman"/>
+        <w:rPr>
+          <w:rFonts w:ascii="Arial" w:hAnsi="Arial" w:cs="Arial"/>
+          <w:sz w:val="32"/>
+          <w:szCs w:val="32"/>
+        </w:rPr>
+      </w:pPr>
+      <w:r>
+        <w:rPr>
+          <w:rFonts w:ascii="Arial" w:hAnsi="Arial" w:eastAsia="Arial" w:cs="Arial"/>
           <w:b/>
           <w:color w:val="000000"/>
-          <w:sz w:val="48"/>
+          <w:sz w:val="32"/>
+          <w:szCs w:val="32"/>
         </w:rPr>
         <w:t xml:space="preserve">STEP 18 — 部署所有資源</w:t>
       </w:r>
-      <w:r/>
+      <w:r>
+        <w:rPr>
+          <w:rFonts w:ascii="Arial" w:hAnsi="Arial" w:eastAsia="Arial" w:cs="Arial"/>
+          <w:sz w:val="32"/>
+          <w:szCs w:val="32"/>
+        </w:rPr>
+      </w:r>
     </w:p>
     <w:tbl>
       <w:tblPr>
@@ -17213,7 +18054,7 @@
             </w:r>
             <w:r>
               <w:rPr>
-                <w:rFonts w:ascii="Arial" w:hAnsi="Arial" w:eastAsia="Arial" w:cs="Arial"/>
+                <w:rFonts w:ascii="Arial" w:hAnsi="Arial" w:cs="Arial"/>
                 <w:b w:val="0"/>
                 <w:bCs w:val="0"/>
                 <w:sz w:val="22"/>
@@ -17256,7 +18097,7 @@
             </w:r>
             <w:r>
               <w:rPr>
-                <w:rFonts w:ascii="Arial" w:hAnsi="Arial" w:eastAsia="Arial" w:cs="Arial"/>
+                <w:rFonts w:ascii="Arial" w:hAnsi="Arial" w:cs="Arial"/>
                 <w:b w:val="0"/>
                 <w:bCs w:val="0"/>
                 <w:sz w:val="22"/>
@@ -17298,7 +18139,7 @@
             </w:r>
             <w:r>
               <w:rPr>
-                <w:rFonts w:ascii="Arial" w:hAnsi="Arial" w:eastAsia="Arial" w:cs="Arial"/>
+                <w:rFonts w:ascii="Arial" w:hAnsi="Arial" w:cs="Arial"/>
                 <w:b w:val="0"/>
                 <w:bCs w:val="0"/>
                 <w:sz w:val="22"/>
@@ -17341,7 +18182,7 @@
             </w:r>
             <w:r>
               <w:rPr>
-                <w:rFonts w:ascii="Arial" w:hAnsi="Arial" w:eastAsia="Arial" w:cs="Arial"/>
+                <w:rFonts w:ascii="Arial" w:hAnsi="Arial" w:cs="Arial"/>
                 <w:b w:val="0"/>
                 <w:bCs w:val="0"/>
                 <w:sz w:val="22"/>
@@ -17384,7 +18225,7 @@
             </w:r>
             <w:r>
               <w:rPr>
-                <w:rFonts w:ascii="Arial" w:hAnsi="Arial" w:eastAsia="Arial" w:cs="Arial"/>
+                <w:rFonts w:ascii="Arial" w:hAnsi="Arial" w:cs="Arial"/>
                 <w:b w:val="0"/>
                 <w:bCs w:val="0"/>
                 <w:sz w:val="22"/>
@@ -17470,17 +18311,7 @@
             </w:r>
             <w:r>
               <w:rPr>
-                <w:rFonts w:ascii="Arial" w:hAnsi="Arial" w:eastAsia="Arial" w:cs="Arial"/>
-                <w:b w:val="0"/>
-                <w:bCs w:val="0"/>
-                <w:color w:val="000000"/>
-                <w:sz w:val="22"/>
-                <w:szCs w:val="22"/>
-              </w:rPr>
-            </w:r>
-            <w:r>
-              <w:rPr>
-                <w:rFonts w:ascii="Arial" w:hAnsi="Arial" w:eastAsia="Arial" w:cs="Arial"/>
+                <w:rFonts w:ascii="Arial" w:hAnsi="Arial" w:cs="Arial"/>
                 <w:b w:val="0"/>
                 <w:bCs w:val="0"/>
                 <w:sz w:val="22"/>
@@ -17524,7 +18355,7 @@
             </w:r>
             <w:r>
               <w:rPr>
-                <w:rFonts w:ascii="Arial" w:hAnsi="Arial" w:eastAsia="Arial" w:cs="Arial"/>
+                <w:rFonts w:ascii="Arial" w:hAnsi="Arial" w:cs="Arial"/>
                 <w:b w:val="0"/>
                 <w:bCs w:val="0"/>
                 <w:color w:val="000000"/>
@@ -17567,18 +18398,29 @@
         </w:pBdr>
         <w:spacing/>
         <w:ind w:right="0" w:firstLine="0" w:left="0"/>
-        <w:rPr/>
-      </w:pPr>
-      <w:r>
-        <w:rPr>
-          <w:rFonts w:ascii="Times New Roman" w:hAnsi="Times New Roman" w:eastAsia="Times New Roman" w:cs="Times New Roman"/>
+        <w:rPr>
+          <w:rFonts w:ascii="Arial" w:hAnsi="Arial" w:cs="Arial"/>
+          <w:sz w:val="32"/>
+          <w:szCs w:val="32"/>
+        </w:rPr>
+      </w:pPr>
+      <w:r>
+        <w:rPr>
+          <w:rFonts w:ascii="Arial" w:hAnsi="Arial" w:eastAsia="Arial" w:cs="Arial"/>
           <w:b/>
           <w:color w:val="000000"/>
-          <w:sz w:val="48"/>
+          <w:sz w:val="32"/>
+          <w:szCs w:val="32"/>
         </w:rPr>
         <w:t xml:space="preserve">STEP 19 — 確認 Pod 分散</w:t>
       </w:r>
-      <w:r/>
+      <w:r>
+        <w:rPr>
+          <w:rFonts w:ascii="Arial" w:hAnsi="Arial" w:eastAsia="Arial" w:cs="Arial"/>
+          <w:sz w:val="32"/>
+          <w:szCs w:val="32"/>
+        </w:rPr>
+      </w:r>
     </w:p>
     <w:tbl>
       <w:tblPr>
@@ -17663,9 +18505,8 @@
       <w:r>
         <w:rPr>
           <w:rFonts w:ascii="Times New Roman" w:hAnsi="Times New Roman" w:eastAsia="Times New Roman" w:cs="Times New Roman"/>
-          <w:color w:val="000000"/>
           <w:sz w:val="24"/>
-          <w:highlight w:val="none"/>
+          <w:szCs w:val="24"/>
         </w:rPr>
       </w:r>
       <w:r>
@@ -17711,6 +18552,15 @@
           <w:highlight w:val="none"/>
         </w:rPr>
       </w:r>
+      <w:r>
+        <w:rPr>
+          <w:rFonts w:ascii="Times New Roman" w:hAnsi="Times New Roman" w:eastAsia="Times New Roman" w:cs="Times New Roman"/>
+          <w:color w:val="000000"/>
+          <w:sz w:val="24"/>
+          <w:szCs w:val="24"/>
+          <w:highlight w:val="none"/>
+        </w:rPr>
+      </w:r>
     </w:p>
     <w:p>
       <w:pPr>
@@ -17743,7 +18593,10 @@
       <w:r>
         <w:rPr>
           <w:rFonts w:ascii="Courier New" w:hAnsi="Courier New" w:eastAsia="Courier New" w:cs="Courier New"/>
+          <w:color w:val="000000"/>
           <w:sz w:val="20"/>
+          <w:szCs w:val="20"/>
+          <w:highlight w:val="none"/>
         </w:rPr>
       </w:r>
       <w:r>
@@ -17779,6 +18632,113 @@
           <w:szCs w:val="20"/>
         </w:rPr>
       </w:r>
+      <w:r>
+        <w:rPr>
+          <w:rFonts w:ascii="Courier New" w:hAnsi="Courier New" w:eastAsia="Courier New" w:cs="Courier New"/>
+          <w:sz w:val="20"/>
+          <w:szCs w:val="20"/>
+        </w:rPr>
+      </w:r>
+      <w:r>
+        <w:rPr>
+          <w:rFonts w:ascii="Courier New" w:hAnsi="Courier New" w:eastAsia="Courier New" w:cs="Courier New"/>
+          <w:sz w:val="20"/>
+          <w:szCs w:val="20"/>
+        </w:rPr>
+      </w:r>
+    </w:p>
+    <w:p>
+      <w:pPr>
+        <w:pBdr>
+          <w:top w:val="none" w:color="000000" w:sz="4" w:space="0"/>
+          <w:left w:val="none" w:color="000000" w:sz="4" w:space="0"/>
+          <w:bottom w:val="none" w:color="000000" w:sz="4" w:space="0"/>
+          <w:right w:val="none" w:color="000000" w:sz="4" w:space="0"/>
+        </w:pBdr>
+        <w:spacing/>
+        <w:ind w:right="0" w:firstLine="0" w:left="0"/>
+        <w:rPr>
+          <w:rFonts w:ascii="Courier New" w:hAnsi="Courier New" w:eastAsia="Courier New" w:cs="Courier New"/>
+          <w:sz w:val="20"/>
+          <w:szCs w:val="20"/>
+        </w:rPr>
+      </w:pPr>
+      <w:r>
+        <w:rPr>
+          <w:rFonts w:ascii="Courier New" w:hAnsi="Courier New" w:eastAsia="Courier New" w:cs="Courier New"/>
+          <w:sz w:val="20"/>
+          <w:szCs w:val="20"/>
+        </w:rPr>
+      </w:r>
+      <w:r>
+        <w:rPr>
+          <w:rFonts w:ascii="Courier New" w:hAnsi="Courier New" w:eastAsia="Courier New" w:cs="Courier New"/>
+          <w:sz w:val="20"/>
+          <w:szCs w:val="20"/>
+        </w:rPr>
+      </w:r>
+      <w:r>
+        <w:rPr>
+          <w:rFonts w:ascii="Courier New" w:hAnsi="Courier New" w:eastAsia="Courier New" w:cs="Courier New"/>
+          <w:sz w:val="20"/>
+          <w:szCs w:val="20"/>
+        </w:rPr>
+      </w:r>
+    </w:p>
+    <w:p>
+      <w:pPr>
+        <w:pBdr>
+          <w:top w:val="none" w:color="000000" w:sz="4" w:space="0"/>
+          <w:left w:val="none" w:color="000000" w:sz="4" w:space="0"/>
+          <w:bottom w:val="none" w:color="000000" w:sz="4" w:space="0"/>
+          <w:right w:val="none" w:color="000000" w:sz="4" w:space="0"/>
+        </w:pBdr>
+        <w:spacing/>
+        <w:ind w:right="0" w:firstLine="0" w:left="0"/>
+        <w:rPr>
+          <w:rFonts w:ascii="Courier New" w:hAnsi="Courier New" w:eastAsia="Courier New" w:cs="Courier New"/>
+          <w:sz w:val="20"/>
+          <w:szCs w:val="20"/>
+        </w:rPr>
+      </w:pPr>
+      <w:r>
+        <w:rPr>
+          <w:rFonts w:ascii="Courier New" w:hAnsi="Courier New" w:eastAsia="Courier New" w:cs="Courier New"/>
+          <w:sz w:val="20"/>
+          <w:szCs w:val="20"/>
+        </w:rPr>
+      </w:r>
+      <w:r>
+        <w:rPr>
+          <w:rFonts w:ascii="Courier New" w:hAnsi="Courier New" w:eastAsia="Courier New" w:cs="Courier New"/>
+          <w:sz w:val="20"/>
+          <w:szCs w:val="20"/>
+        </w:rPr>
+      </w:r>
+      <w:r>
+        <w:rPr>
+          <w:rFonts w:ascii="Courier New" w:hAnsi="Courier New" w:eastAsia="Courier New" w:cs="Courier New"/>
+          <w:sz w:val="20"/>
+          <w:szCs w:val="20"/>
+        </w:rPr>
+      </w:r>
+    </w:p>
+    <w:p>
+      <w:pPr>
+        <w:pBdr>
+          <w:top w:val="none" w:color="000000" w:sz="4" w:space="0"/>
+          <w:left w:val="none" w:color="000000" w:sz="4" w:space="0"/>
+          <w:bottom w:val="none" w:color="000000" w:sz="4" w:space="0"/>
+          <w:right w:val="none" w:color="000000" w:sz="4" w:space="0"/>
+        </w:pBdr>
+        <w:spacing/>
+        <w:ind w:right="0" w:firstLine="0" w:left="0"/>
+        <w:rPr>
+          <w:rFonts w:ascii="Courier New" w:hAnsi="Courier New" w:eastAsia="Courier New" w:cs="Courier New"/>
+          <w:sz w:val="20"/>
+          <w:szCs w:val="20"/>
+        </w:rPr>
+      </w:pPr>
       <w:r>
         <w:rPr>
           <w:rFonts w:ascii="Courier New" w:hAnsi="Courier New" w:eastAsia="Courier New" w:cs="Courier New"/>
@@ -17805,18 +18765,29 @@
         </w:pBdr>
         <w:spacing/>
         <w:ind w:right="0" w:firstLine="0" w:left="0"/>
-        <w:rPr/>
-      </w:pPr>
-      <w:r>
-        <w:rPr>
-          <w:rFonts w:ascii="Times New Roman" w:hAnsi="Times New Roman" w:eastAsia="Times New Roman" w:cs="Times New Roman"/>
+        <w:rPr>
+          <w:rFonts w:ascii="Arial" w:hAnsi="Arial" w:cs="Arial"/>
+          <w:sz w:val="32"/>
+          <w:szCs w:val="32"/>
+        </w:rPr>
+      </w:pPr>
+      <w:r>
+        <w:rPr>
+          <w:rFonts w:ascii="Arial" w:hAnsi="Arial" w:eastAsia="Arial" w:cs="Arial"/>
           <w:b/>
           <w:color w:val="000000"/>
-          <w:sz w:val="48"/>
+          <w:sz w:val="32"/>
+          <w:szCs w:val="32"/>
         </w:rPr>
         <w:t xml:space="preserve">STEP 20 — 測試</w:t>
       </w:r>
-      <w:r/>
+      <w:r>
+        <w:rPr>
+          <w:rFonts w:ascii="Arial" w:hAnsi="Arial" w:eastAsia="Arial" w:cs="Arial"/>
+          <w:sz w:val="32"/>
+          <w:szCs w:val="32"/>
+        </w:rPr>
+      </w:r>
     </w:p>
     <w:p>
       <w:pPr>
@@ -17963,7 +18934,10 @@
       <w:r>
         <w:rPr>
           <w:rFonts w:ascii="Times New Roman" w:hAnsi="Times New Roman" w:eastAsia="Times New Roman" w:cs="Times New Roman"/>
+          <w:color w:val="000000"/>
           <w:sz w:val="24"/>
+          <w:szCs w:val="24"/>
+          <w:highlight w:val="none"/>
         </w:rPr>
       </w:r>
       <w:r>
@@ -18187,91 +19161,6 @@
           <w:rFonts w:ascii="Times New Roman" w:hAnsi="Times New Roman" w:eastAsia="Times New Roman" w:cs="Times New Roman"/>
           <w:sz w:val="24"/>
           <w:szCs w:val="24"/>
-        </w:rPr>
-      </w:r>
-      <w:r>
-        <w:rPr>
-          <w:rFonts w:ascii="Times New Roman" w:hAnsi="Times New Roman" w:eastAsia="Times New Roman" w:cs="Times New Roman"/>
-          <w:sz w:val="24"/>
-          <w:szCs w:val="24"/>
-        </w:rPr>
-      </w:r>
-      <w:r>
-        <w:rPr>
-          <w:rFonts w:ascii="Times New Roman" w:hAnsi="Times New Roman" w:eastAsia="Times New Roman" w:cs="Times New Roman"/>
-          <w:sz w:val="24"/>
-          <w:szCs w:val="24"/>
-        </w:rPr>
-      </w:r>
-    </w:p>
-    <w:p>
-      <w:pPr>
-        <w:pBdr>
-          <w:top w:val="none" w:color="000000" w:sz="4" w:space="0"/>
-          <w:left w:val="none" w:color="000000" w:sz="4" w:space="0"/>
-          <w:bottom w:val="none" w:color="000000" w:sz="4" w:space="0"/>
-          <w:right w:val="none" w:color="000000" w:sz="4" w:space="0"/>
-        </w:pBdr>
-        <w:spacing/>
-        <w:ind w:right="0" w:firstLine="0" w:left="0"/>
-        <w:rPr>
-          <w:rFonts w:ascii="Times New Roman" w:hAnsi="Times New Roman" w:eastAsia="Times New Roman" w:cs="Times New Roman"/>
-          <w:sz w:val="24"/>
-          <w:szCs w:val="24"/>
-        </w:rPr>
-      </w:pPr>
-      <w:r>
-        <w:rPr>
-          <w:rFonts w:ascii="Times New Roman" w:hAnsi="Times New Roman" w:eastAsia="Times New Roman" w:cs="Times New Roman"/>
-          <w:sz w:val="24"/>
-          <w:szCs w:val="24"/>
-        </w:rPr>
-      </w:r>
-      <w:r>
-        <w:rPr>
-          <w:rFonts w:ascii="Times New Roman" w:hAnsi="Times New Roman" w:eastAsia="Times New Roman" w:cs="Times New Roman"/>
-          <w:sz w:val="24"/>
-          <w:szCs w:val="24"/>
-        </w:rPr>
-      </w:r>
-      <w:r>
-        <w:rPr>
-          <w:rFonts w:ascii="Times New Roman" w:hAnsi="Times New Roman" w:eastAsia="Times New Roman" w:cs="Times New Roman"/>
-          <w:sz w:val="24"/>
-          <w:szCs w:val="24"/>
-        </w:rPr>
-      </w:r>
-    </w:p>
-    <w:p>
-      <w:pPr>
-        <w:pBdr>
-          <w:top w:val="none" w:color="000000" w:sz="4" w:space="0"/>
-          <w:left w:val="none" w:color="000000" w:sz="4" w:space="0"/>
-          <w:bottom w:val="none" w:color="000000" w:sz="4" w:space="0"/>
-          <w:right w:val="none" w:color="000000" w:sz="4" w:space="0"/>
-        </w:pBdr>
-        <w:spacing/>
-        <w:ind w:right="0" w:firstLine="0" w:left="0"/>
-        <w:rPr>
-          <w:rFonts w:ascii="Times New Roman" w:hAnsi="Times New Roman" w:eastAsia="Times New Roman" w:cs="Times New Roman"/>
-          <w:sz w:val="24"/>
-          <w:szCs w:val="24"/>
-        </w:rPr>
-      </w:pPr>
-      <w:r>
-        <w:rPr>
-          <w:rFonts w:ascii="Times New Roman" w:hAnsi="Times New Roman" w:eastAsia="Times New Roman" w:cs="Times New Roman"/>
-          <w:color w:val="000000"/>
-          <w:sz w:val="24"/>
-          <w:highlight w:val="none"/>
-        </w:rPr>
-      </w:r>
-      <w:r>
-        <w:rPr>
-          <w:rFonts w:ascii="Times New Roman" w:hAnsi="Times New Roman" w:eastAsia="Times New Roman" w:cs="Times New Roman"/>
-          <w:color w:val="000000"/>
-          <w:sz w:val="24"/>
-          <w:highlight w:val="none"/>
         </w:rPr>
       </w:r>
       <w:r>
@@ -18293,18 +19182,29 @@
         </w:pBdr>
         <w:spacing/>
         <w:ind w:right="0" w:firstLine="0" w:left="0"/>
-        <w:rPr/>
-      </w:pPr>
-      <w:r>
-        <w:rPr>
-          <w:rFonts w:ascii="Times New Roman" w:hAnsi="Times New Roman" w:eastAsia="Times New Roman" w:cs="Times New Roman"/>
+        <w:rPr>
+          <w:rFonts w:ascii="Arial" w:hAnsi="Arial" w:cs="Arial"/>
+          <w:sz w:val="32"/>
+          <w:szCs w:val="32"/>
+        </w:rPr>
+      </w:pPr>
+      <w:r>
+        <w:rPr>
+          <w:rFonts w:ascii="Arial" w:hAnsi="Arial" w:eastAsia="Arial" w:cs="Arial"/>
           <w:b/>
           <w:color w:val="000000"/>
-          <w:sz w:val="48"/>
+          <w:sz w:val="32"/>
+          <w:szCs w:val="32"/>
         </w:rPr>
         <w:t xml:space="preserve">STEP 21 — 驗證真正 HA</w:t>
       </w:r>
-      <w:r/>
+      <w:r>
+        <w:rPr>
+          <w:rFonts w:ascii="Arial" w:hAnsi="Arial" w:eastAsia="Arial" w:cs="Arial"/>
+          <w:sz w:val="32"/>
+          <w:szCs w:val="32"/>
+        </w:rPr>
+      </w:r>
     </w:p>
     <w:p>
       <w:pPr>
@@ -18545,18 +19445,29 @@
         </w:pBdr>
         <w:spacing/>
         <w:ind w:right="0" w:firstLine="0" w:left="0"/>
-        <w:rPr/>
-      </w:pPr>
-      <w:r>
-        <w:rPr>
-          <w:rFonts w:ascii="Times New Roman" w:hAnsi="Times New Roman" w:eastAsia="Times New Roman" w:cs="Times New Roman"/>
+        <w:rPr>
+          <w:rFonts w:ascii="Arial" w:hAnsi="Arial" w:cs="Arial"/>
+          <w:sz w:val="32"/>
+          <w:szCs w:val="32"/>
+        </w:rPr>
+      </w:pPr>
+      <w:r>
+        <w:rPr>
+          <w:rFonts w:ascii="Arial" w:hAnsi="Arial" w:eastAsia="Arial" w:cs="Arial"/>
           <w:b/>
           <w:color w:val="000000"/>
-          <w:sz w:val="48"/>
+          <w:sz w:val="32"/>
+          <w:szCs w:val="32"/>
         </w:rPr>
         <w:t xml:space="preserve">最後建議（非常重要）</w:t>
       </w:r>
-      <w:r/>
+      <w:r>
+        <w:rPr>
+          <w:rFonts w:ascii="Arial" w:hAnsi="Arial" w:eastAsia="Arial" w:cs="Arial"/>
+          <w:sz w:val="32"/>
+          <w:szCs w:val="32"/>
+        </w:rPr>
+      </w:r>
     </w:p>
     <w:p>
       <w:pPr>
@@ -18590,7 +19501,10 @@
       <w:r>
         <w:rPr>
           <w:rFonts w:ascii="Times New Roman" w:hAnsi="Times New Roman" w:eastAsia="Times New Roman" w:cs="Times New Roman"/>
+          <w:color w:val="000000"/>
           <w:sz w:val="24"/>
+          <w:szCs w:val="24"/>
+          <w:highlight w:val="none"/>
         </w:rPr>
       </w:r>
       <w:r>
@@ -19034,9 +19948,8 @@
       <w:r>
         <w:rPr>
           <w:rFonts w:ascii="Times New Roman" w:hAnsi="Times New Roman" w:eastAsia="Times New Roman" w:cs="Times New Roman"/>
-          <w:color w:val="000000"/>
           <w:sz w:val="24"/>
-          <w:highlight w:val="none"/>
+          <w:szCs w:val="24"/>
         </w:rPr>
       </w:r>
       <w:r>

--- a/k3s-init/我的k3s_建置_部屬_0528.docx
+++ b/k3s-init/我的k3s_建置_部屬_0528.docx
@@ -22,7 +22,7 @@
           <w:color w:val="000000"/>
           <w:sz w:val="48"/>
         </w:rPr>
-        <w:t xml:space="preserve">「全新環境」使用 kube-vip + K3s HA + Traefik + Frontend/Backend 的完整 Production 安裝流程</w:t>
+        <w:t xml:space="preserve">使用 kube-vip + K3s HA + Traefik + Frontend/Backend 的完整 Production 安裝流程</w:t>
       </w:r>
       <w:r/>
     </w:p>
@@ -857,7 +857,6 @@
       </w:pPr>
       <w:r/>
       <w:r/>
-      <w:r/>
     </w:p>
     <w:p>
       <w:pPr>
@@ -866,7 +865,6 @@
         <w:ind/>
         <w:rPr/>
       </w:pPr>
-      <w:r/>
       <w:r/>
       <w:r/>
     </w:p>
@@ -879,7 +877,6 @@
       </w:pPr>
       <w:r/>
       <w:r/>
-      <w:r/>
     </w:p>
     <w:p>
       <w:pPr>
@@ -888,7 +885,6 @@
         <w:ind/>
         <w:rPr/>
       </w:pPr>
-      <w:r/>
       <w:r/>
       <w:r/>
     </w:p>
@@ -9550,7 +9546,9 @@
       </w:r>
       <w:r>
         <w:rPr>
-          <w:highlight w:val="none"/>
+          <w:rFonts w:ascii="Times New Roman" w:hAnsi="Times New Roman" w:eastAsia="Times New Roman" w:cs="Times New Roman"/>
+          <w:sz w:val="24"/>
+          <w:szCs w:val="24"/>
         </w:rPr>
       </w:r>
       <w:r>
@@ -9577,6 +9575,11 @@
       </w:pPr>
       <w:r>
         <w:t xml:space="preserve">等 10 秒。</w:t>
+      </w:r>
+      <w:r>
+        <w:rPr>
+          <w:highlight w:val="none"/>
+        </w:rPr>
       </w:r>
       <w:r>
         <w:rPr>
@@ -10202,6 +10205,15 @@
           <w:highlight w:val="none"/>
         </w:rPr>
       </w:pPr>
+      <w:r>
+        <w:rPr>
+          <w:b w:val="0"/>
+          <w:bCs w:val="0"/>
+          <w:sz w:val="22"/>
+          <w:szCs w:val="22"/>
+          <w:highlight w:val="none"/>
+        </w:rPr>
+      </w:r>
       <w:r>
         <w:rPr>
           <w:b w:val="0"/>
@@ -11651,6 +11663,15 @@
           <w:highlight w:val="none"/>
         </w:rPr>
       </w:r>
+      <w:r>
+        <w:rPr>
+          <w:b w:val="0"/>
+          <w:bCs w:val="0"/>
+          <w:sz w:val="22"/>
+          <w:szCs w:val="22"/>
+          <w:highlight w:val="none"/>
+        </w:rPr>
+      </w:r>
     </w:p>
     <w:p>
       <w:pPr>
@@ -11682,6 +11703,13 @@
       <w:r>
         <w:rPr>
           <w:rFonts w:ascii="Arial" w:hAnsi="Arial" w:eastAsia="Arial" w:cs="Arial"/>
+          <w:sz w:val="32"/>
+          <w:szCs w:val="32"/>
+        </w:rPr>
+      </w:r>
+      <w:r>
+        <w:rPr>
+          <w:rFonts w:ascii="Arial" w:hAnsi="Arial" w:cs="Arial"/>
           <w:sz w:val="32"/>
           <w:szCs w:val="32"/>
         </w:rPr>
@@ -13013,6 +13041,15 @@
           <w:highlight w:val="none"/>
         </w:rPr>
       </w:r>
+      <w:r>
+        <w:rPr>
+          <w:b w:val="0"/>
+          <w:bCs w:val="0"/>
+          <w:sz w:val="22"/>
+          <w:szCs w:val="22"/>
+          <w:highlight w:val="none"/>
+        </w:rPr>
+      </w:r>
     </w:p>
     <w:p>
       <w:pPr>
@@ -13044,6 +13081,13 @@
       <w:r>
         <w:rPr>
           <w:rFonts w:ascii="Arial" w:hAnsi="Arial" w:eastAsia="Arial" w:cs="Arial"/>
+          <w:sz w:val="32"/>
+          <w:szCs w:val="32"/>
+        </w:rPr>
+      </w:r>
+      <w:r>
+        <w:rPr>
+          <w:rFonts w:ascii="Arial" w:hAnsi="Arial" w:cs="Arial"/>
           <w:sz w:val="32"/>
           <w:szCs w:val="32"/>
         </w:rPr>
@@ -13970,6 +14014,15 @@
           <w:highlight w:val="none"/>
         </w:rPr>
       </w:r>
+      <w:r>
+        <w:rPr>
+          <w:b w:val="0"/>
+          <w:bCs w:val="0"/>
+          <w:sz w:val="22"/>
+          <w:szCs w:val="22"/>
+          <w:highlight w:val="none"/>
+        </w:rPr>
+      </w:r>
     </w:p>
     <w:p>
       <w:pPr>
@@ -14042,6 +14095,13 @@
       <w:r>
         <w:rPr>
           <w:rFonts w:ascii="Arial" w:hAnsi="Arial" w:eastAsia="Arial" w:cs="Arial"/>
+          <w:sz w:val="32"/>
+          <w:szCs w:val="32"/>
+        </w:rPr>
+      </w:r>
+      <w:r>
+        <w:rPr>
+          <w:rFonts w:ascii="Arial" w:hAnsi="Arial" w:cs="Arial"/>
           <w:sz w:val="32"/>
           <w:szCs w:val="32"/>
         </w:rPr>
@@ -15170,6 +15230,15 @@
           <w:highlight w:val="none"/>
         </w:rPr>
       </w:r>
+      <w:r>
+        <w:rPr>
+          <w:b w:val="0"/>
+          <w:bCs w:val="0"/>
+          <w:sz w:val="22"/>
+          <w:szCs w:val="22"/>
+          <w:highlight w:val="none"/>
+        </w:rPr>
+      </w:r>
     </w:p>
     <w:p>
       <w:pPr>
@@ -15201,6 +15270,13 @@
       <w:r>
         <w:rPr>
           <w:rFonts w:ascii="Arial" w:hAnsi="Arial" w:eastAsia="Arial" w:cs="Arial"/>
+          <w:sz w:val="32"/>
+          <w:szCs w:val="32"/>
+        </w:rPr>
+      </w:r>
+      <w:r>
+        <w:rPr>
+          <w:rFonts w:ascii="Arial" w:hAnsi="Arial" w:cs="Arial"/>
           <w:sz w:val="32"/>
           <w:szCs w:val="32"/>
         </w:rPr>
@@ -15840,6 +15916,15 @@
           <w:highlight w:val="none"/>
         </w:rPr>
       </w:r>
+      <w:r>
+        <w:rPr>
+          <w:b w:val="0"/>
+          <w:bCs w:val="0"/>
+          <w:sz w:val="22"/>
+          <w:szCs w:val="22"/>
+          <w:highlight w:val="none"/>
+        </w:rPr>
+      </w:r>
     </w:p>
     <w:p>
       <w:pPr>
@@ -15871,6 +15956,13 @@
       <w:r>
         <w:rPr>
           <w:rFonts w:ascii="Arial" w:hAnsi="Arial" w:eastAsia="Arial" w:cs="Arial"/>
+          <w:sz w:val="32"/>
+          <w:szCs w:val="32"/>
+        </w:rPr>
+      </w:r>
+      <w:r>
+        <w:rPr>
+          <w:rFonts w:ascii="Arial" w:hAnsi="Arial" w:cs="Arial"/>
           <w:sz w:val="32"/>
           <w:szCs w:val="32"/>
         </w:rPr>
@@ -16460,7 +16552,7 @@
       </w:r>
       <w:r>
         <w:rPr>
-          <w:rFonts w:ascii="Arial" w:hAnsi="Arial" w:eastAsia="Arial" w:cs="Arial"/>
+          <w:rFonts w:ascii="Arial" w:hAnsi="Arial" w:cs="Arial"/>
           <w:sz w:val="32"/>
           <w:szCs w:val="32"/>
         </w:rPr>
@@ -17964,7 +18056,6 @@
       </w:pPr>
       <w:r/>
       <w:r/>
-      <w:r/>
     </w:p>
     <w:p>
       <w:pPr>
@@ -18006,6 +18097,13 @@
       <w:r>
         <w:rPr>
           <w:rFonts w:ascii="Arial" w:hAnsi="Arial" w:eastAsia="Arial" w:cs="Arial"/>
+          <w:sz w:val="32"/>
+          <w:szCs w:val="32"/>
+        </w:rPr>
+      </w:r>
+      <w:r>
+        <w:rPr>
+          <w:rFonts w:ascii="Arial" w:hAnsi="Arial" w:cs="Arial"/>
           <w:sz w:val="32"/>
           <w:szCs w:val="32"/>
         </w:rPr>
@@ -18417,6 +18515,13 @@
       <w:r>
         <w:rPr>
           <w:rFonts w:ascii="Arial" w:hAnsi="Arial" w:eastAsia="Arial" w:cs="Arial"/>
+          <w:sz w:val="32"/>
+          <w:szCs w:val="32"/>
+        </w:rPr>
+      </w:r>
+      <w:r>
+        <w:rPr>
+          <w:rFonts w:ascii="Arial" w:hAnsi="Arial" w:cs="Arial"/>
           <w:sz w:val="32"/>
           <w:szCs w:val="32"/>
         </w:rPr>
@@ -18753,6 +18858,13 @@
           <w:szCs w:val="20"/>
         </w:rPr>
       </w:r>
+      <w:r>
+        <w:rPr>
+          <w:rFonts w:ascii="Courier New" w:hAnsi="Courier New" w:eastAsia="Courier New" w:cs="Courier New"/>
+          <w:sz w:val="20"/>
+          <w:szCs w:val="20"/>
+        </w:rPr>
+      </w:r>
     </w:p>
     <w:p>
       <w:pPr>
@@ -18784,6 +18896,13 @@
       <w:r>
         <w:rPr>
           <w:rFonts w:ascii="Arial" w:hAnsi="Arial" w:eastAsia="Arial" w:cs="Arial"/>
+          <w:sz w:val="32"/>
+          <w:szCs w:val="32"/>
+        </w:rPr>
+      </w:r>
+      <w:r>
+        <w:rPr>
+          <w:rFonts w:ascii="Arial" w:hAnsi="Arial" w:cs="Arial"/>
           <w:sz w:val="32"/>
           <w:szCs w:val="32"/>
         </w:rPr>
@@ -19170,6 +19289,13 @@
           <w:szCs w:val="24"/>
         </w:rPr>
       </w:r>
+      <w:r>
+        <w:rPr>
+          <w:rFonts w:ascii="Times New Roman" w:hAnsi="Times New Roman" w:eastAsia="Times New Roman" w:cs="Times New Roman"/>
+          <w:sz w:val="24"/>
+          <w:szCs w:val="24"/>
+        </w:rPr>
+      </w:r>
     </w:p>
     <w:p>
       <w:pPr>
@@ -19201,6 +19327,13 @@
       <w:r>
         <w:rPr>
           <w:rFonts w:ascii="Arial" w:hAnsi="Arial" w:eastAsia="Arial" w:cs="Arial"/>
+          <w:sz w:val="32"/>
+          <w:szCs w:val="32"/>
+        </w:rPr>
+      </w:r>
+      <w:r>
+        <w:rPr>
+          <w:rFonts w:ascii="Arial" w:hAnsi="Arial" w:cs="Arial"/>
           <w:sz w:val="32"/>
           <w:szCs w:val="32"/>
         </w:rPr>
@@ -19464,6 +19597,13 @@
       <w:r>
         <w:rPr>
           <w:rFonts w:ascii="Arial" w:hAnsi="Arial" w:eastAsia="Arial" w:cs="Arial"/>
+          <w:sz w:val="32"/>
+          <w:szCs w:val="32"/>
+        </w:rPr>
+      </w:r>
+      <w:r>
+        <w:rPr>
+          <w:rFonts w:ascii="Arial" w:hAnsi="Arial" w:cs="Arial"/>
           <w:sz w:val="32"/>
           <w:szCs w:val="32"/>
         </w:rPr>

--- a/k3s-init/我的k3s_建置_部屬_0528.docx
+++ b/k3s-init/我的k3s_建置_部屬_0528.docx
@@ -11702,7 +11702,7 @@
       </w:r>
       <w:r>
         <w:rPr>
-          <w:rFonts w:ascii="Arial" w:hAnsi="Arial" w:eastAsia="Arial" w:cs="Arial"/>
+          <w:rFonts w:ascii="Arial" w:hAnsi="Arial" w:cs="Arial"/>
           <w:sz w:val="32"/>
           <w:szCs w:val="32"/>
         </w:rPr>
@@ -13080,7 +13080,7 @@
       </w:r>
       <w:r>
         <w:rPr>
-          <w:rFonts w:ascii="Arial" w:hAnsi="Arial" w:eastAsia="Arial" w:cs="Arial"/>
+          <w:rFonts w:ascii="Arial" w:hAnsi="Arial" w:cs="Arial"/>
           <w:sz w:val="32"/>
           <w:szCs w:val="32"/>
         </w:rPr>
@@ -14094,7 +14094,7 @@
       </w:r>
       <w:r>
         <w:rPr>
-          <w:rFonts w:ascii="Arial" w:hAnsi="Arial" w:eastAsia="Arial" w:cs="Arial"/>
+          <w:rFonts w:ascii="Arial" w:hAnsi="Arial" w:cs="Arial"/>
           <w:sz w:val="32"/>
           <w:szCs w:val="32"/>
         </w:rPr>
@@ -15269,7 +15269,7 @@
       </w:r>
       <w:r>
         <w:rPr>
-          <w:rFonts w:ascii="Arial" w:hAnsi="Arial" w:eastAsia="Arial" w:cs="Arial"/>
+          <w:rFonts w:ascii="Arial" w:hAnsi="Arial" w:cs="Arial"/>
           <w:sz w:val="32"/>
           <w:szCs w:val="32"/>
         </w:rPr>
@@ -15955,7 +15955,7 @@
       </w:r>
       <w:r>
         <w:rPr>
-          <w:rFonts w:ascii="Arial" w:hAnsi="Arial" w:eastAsia="Arial" w:cs="Arial"/>
+          <w:rFonts w:ascii="Arial" w:hAnsi="Arial" w:cs="Arial"/>
           <w:sz w:val="32"/>
           <w:szCs w:val="32"/>
         </w:rPr>
@@ -16545,7 +16545,7 @@
       </w:r>
       <w:r>
         <w:rPr>
-          <w:rFonts w:ascii="Arial" w:hAnsi="Arial" w:eastAsia="Arial" w:cs="Arial"/>
+          <w:rFonts w:ascii="Arial" w:hAnsi="Arial" w:cs="Arial"/>
           <w:sz w:val="32"/>
           <w:szCs w:val="32"/>
         </w:rPr>
@@ -17067,14 +17067,8 @@
         <w:ind/>
         <w:rPr/>
       </w:pPr>
-      <w:r>
-        <w:rPr>
-          <w:rFonts w:ascii="Times New Roman" w:hAnsi="Times New Roman" w:eastAsia="Times New Roman" w:cs="Times New Roman"/>
-          <w:b/>
-          <w:color w:val="000000"/>
-          <w:sz w:val="48"/>
-        </w:rPr>
-      </w:r>
+      <w:r/>
+      <w:r/>
       <w:r/>
     </w:p>
     <w:p>
@@ -17176,7 +17170,17 @@
                 <w:szCs w:val="24"/>
                 <w:highlight w:val="none"/>
               </w:rPr>
-              <w:t xml:space="preserve">vi ingress.yaml</w:t>
+              <w:t xml:space="preserve">vi </w:t>
+            </w:r>
+            <w:r>
+              <w:rPr>
+                <w:rFonts w:ascii="Times New Roman" w:hAnsi="Times New Roman" w:eastAsia="Times New Roman" w:cs="Times New Roman"/>
+                <w:color w:val="000000"/>
+                <w:sz w:val="24"/>
+                <w:szCs w:val="24"/>
+                <w:highlight w:val="none"/>
+              </w:rPr>
+              <w:t xml:space="preserve">gzip-middleware.yaml</w:t>
             </w:r>
             <w:r>
               <w:rPr>
@@ -17259,6 +17263,7 @@
         </w:rPr>
         <w:t xml:space="preserve">內容：</w:t>
       </w:r>
+      <w:r/>
       <w:r/>
     </w:p>
     <w:tbl>
@@ -17288,7 +17293,7 @@
               <w:rPr/>
             </w:pPr>
             <w:r>
-              <w:t xml:space="preserve">apiVersion: networking.k8s.io/v1</w:t>
+              <w:t xml:space="preserve">apiVersion: traefik.io/v1alpha1</w:t>
             </w:r>
             <w:r/>
           </w:p>
@@ -17300,7 +17305,7 @@
               <w:rPr/>
             </w:pPr>
             <w:r>
-              <w:t xml:space="preserve">kind: Ingress</w:t>
+              <w:t xml:space="preserve">kind: Middleware</w:t>
             </w:r>
             <w:r/>
           </w:p>
@@ -17324,7 +17329,7 @@
               <w:rPr/>
             </w:pPr>
             <w:r>
-              <w:t xml:space="preserve">  name: qifu4-ingress</w:t>
+              <w:t xml:space="preserve">  name: qifu4-gzip-middleware</w:t>
             </w:r>
             <w:r/>
           </w:p>
@@ -17336,7 +17341,7 @@
               <w:rPr/>
             </w:pPr>
             <w:r>
-              <w:t xml:space="preserve">  namespace: qifu4</w:t>
+              <w:t xml:space="preserve">  namespace: qifu4 # 統一放在 qifu4</w:t>
             </w:r>
             <w:r/>
           </w:p>
@@ -17348,7 +17353,7 @@
               <w:rPr/>
             </w:pPr>
             <w:r>
-              <w:t xml:space="preserve">  annotations:</w:t>
+              <w:t xml:space="preserve">spec:</w:t>
             </w:r>
             <w:r/>
           </w:p>
@@ -17360,7 +17365,266 @@
               <w:rPr/>
             </w:pPr>
             <w:r>
-              <w:t xml:space="preserve">    kubernetes.io/ingress.class: traefik</w:t>
+              <w:t xml:space="preserve">  compress: {}</w:t>
+            </w:r>
+            <w:r/>
+            <w:r/>
+            <w:r/>
+          </w:p>
+        </w:tc>
+      </w:tr>
+    </w:tbl>
+    <w:p>
+      <w:pPr>
+        <w:pBdr/>
+        <w:spacing/>
+        <w:ind/>
+        <w:rPr/>
+      </w:pPr>
+      <w:r/>
+      <w:r/>
+      <w:r/>
+    </w:p>
+    <w:p>
+      <w:pPr>
+        <w:pBdr/>
+        <w:spacing/>
+        <w:ind/>
+        <w:rPr/>
+      </w:pPr>
+      <w:r/>
+      <w:r/>
+      <w:r/>
+    </w:p>
+    <w:p>
+      <w:pPr>
+        <w:pBdr/>
+        <w:spacing/>
+        <w:ind/>
+        <w:rPr/>
+      </w:pPr>
+      <w:r>
+        <w:rPr>
+          <w:rFonts w:ascii="Times New Roman" w:hAnsi="Times New Roman" w:eastAsia="Times New Roman" w:cs="Times New Roman"/>
+          <w:b/>
+          <w:color w:val="000000"/>
+          <w:sz w:val="48"/>
+        </w:rPr>
+      </w:r>
+      <w:r/>
+    </w:p>
+    <w:p>
+      <w:pPr>
+        <w:pBdr>
+          <w:top w:val="none" w:color="000000" w:sz="4" w:space="0"/>
+          <w:left w:val="none" w:color="000000" w:sz="4" w:space="0"/>
+          <w:bottom w:val="none" w:color="000000" w:sz="4" w:space="0"/>
+          <w:right w:val="none" w:color="000000" w:sz="4" w:space="0"/>
+        </w:pBdr>
+        <w:spacing/>
+        <w:ind w:right="0" w:firstLine="0" w:left="0"/>
+        <w:rPr>
+          <w:rFonts w:ascii="Times New Roman" w:hAnsi="Times New Roman" w:eastAsia="Times New Roman" w:cs="Times New Roman"/>
+          <w:color w:val="000000"/>
+          <w:sz w:val="24"/>
+          <w:szCs w:val="24"/>
+          <w:highlight w:val="none"/>
+        </w:rPr>
+      </w:pPr>
+      <w:r>
+        <w:rPr>
+          <w:rFonts w:ascii="Times New Roman" w:hAnsi="Times New Roman" w:eastAsia="Times New Roman" w:cs="Times New Roman"/>
+          <w:color w:val="000000"/>
+          <w:sz w:val="24"/>
+        </w:rPr>
+        <w:t xml:space="preserve">建立：</w:t>
+      </w:r>
+      <w:r>
+        <w:rPr>
+          <w:rFonts w:ascii="Times New Roman" w:hAnsi="Times New Roman" w:eastAsia="Times New Roman" w:cs="Times New Roman"/>
+          <w:color w:val="000000"/>
+          <w:sz w:val="24"/>
+          <w:szCs w:val="24"/>
+          <w:highlight w:val="none"/>
+        </w:rPr>
+      </w:r>
+      <w:r>
+        <w:rPr>
+          <w:rFonts w:ascii="Times New Roman" w:hAnsi="Times New Roman" w:eastAsia="Times New Roman" w:cs="Times New Roman"/>
+          <w:color w:val="000000"/>
+          <w:sz w:val="24"/>
+          <w:szCs w:val="24"/>
+          <w:highlight w:val="none"/>
+        </w:rPr>
+      </w:r>
+    </w:p>
+    <w:tbl>
+      <w:tblPr>
+        <w:tblStyle w:val="713"/>
+        <w:tblW w:w="0" w:type="auto"/>
+        <w:tblBorders/>
+        <w:tblLook w:val="04A0" w:firstRow="1" w:lastRow="0" w:firstColumn="1" w:lastColumn="0" w:noHBand="0" w:noVBand="1"/>
+      </w:tblPr>
+      <w:tblGrid>
+        <w:gridCol w:w="9355"/>
+      </w:tblGrid>
+      <w:tr>
+        <w:trPr/>
+        <w:tc>
+          <w:tcPr>
+            <w:tcBorders/>
+            <w:tcW w:w="9355" w:type="dxa"/>
+            <w:textDirection w:val="lrTb"/>
+            <w:noWrap w:val="false"/>
+          </w:tcPr>
+          <w:p>
+            <w:pPr>
+              <w:pBdr>
+                <w:top w:val="none" w:color="000000" w:sz="4" w:space="0"/>
+                <w:left w:val="none" w:color="000000" w:sz="4" w:space="0"/>
+                <w:bottom w:val="none" w:color="000000" w:sz="4" w:space="0"/>
+                <w:right w:val="none" w:color="000000" w:sz="4" w:space="0"/>
+              </w:pBdr>
+              <w:spacing/>
+              <w:ind/>
+              <w:rPr>
+                <w:rFonts w:ascii="Times New Roman" w:hAnsi="Times New Roman" w:eastAsia="Times New Roman" w:cs="Times New Roman"/>
+                <w:color w:val="000000"/>
+                <w:sz w:val="24"/>
+                <w:szCs w:val="24"/>
+                <w:highlight w:val="none"/>
+              </w:rPr>
+            </w:pPr>
+            <w:r>
+              <w:rPr>
+                <w:rFonts w:ascii="Times New Roman" w:hAnsi="Times New Roman" w:eastAsia="Times New Roman" w:cs="Times New Roman"/>
+                <w:color w:val="000000"/>
+                <w:sz w:val="24"/>
+                <w:szCs w:val="24"/>
+                <w:highlight w:val="none"/>
+              </w:rPr>
+            </w:r>
+            <w:r>
+              <w:rPr>
+                <w:rFonts w:ascii="Times New Roman" w:hAnsi="Times New Roman" w:eastAsia="Times New Roman" w:cs="Times New Roman"/>
+                <w:color w:val="000000"/>
+                <w:sz w:val="24"/>
+                <w:szCs w:val="24"/>
+                <w:highlight w:val="none"/>
+              </w:rPr>
+              <w:t xml:space="preserve">vi ingress.yaml</w:t>
+            </w:r>
+            <w:r>
+              <w:rPr>
+                <w:rFonts w:ascii="Times New Roman" w:hAnsi="Times New Roman" w:eastAsia="Times New Roman" w:cs="Times New Roman"/>
+                <w:color w:val="000000"/>
+                <w:sz w:val="24"/>
+                <w:szCs w:val="24"/>
+                <w:highlight w:val="none"/>
+              </w:rPr>
+            </w:r>
+            <w:r>
+              <w:rPr>
+                <w:rFonts w:ascii="Times New Roman" w:hAnsi="Times New Roman" w:eastAsia="Times New Roman" w:cs="Times New Roman"/>
+                <w:color w:val="000000"/>
+                <w:sz w:val="24"/>
+                <w:szCs w:val="24"/>
+                <w:highlight w:val="none"/>
+              </w:rPr>
+            </w:r>
+          </w:p>
+        </w:tc>
+      </w:tr>
+    </w:tbl>
+    <w:p>
+      <w:pPr>
+        <w:pBdr>
+          <w:top w:val="none" w:color="000000" w:sz="4" w:space="0"/>
+          <w:left w:val="none" w:color="000000" w:sz="4" w:space="0"/>
+          <w:bottom w:val="none" w:color="000000" w:sz="4" w:space="0"/>
+          <w:right w:val="none" w:color="000000" w:sz="4" w:space="0"/>
+        </w:pBdr>
+        <w:spacing/>
+        <w:ind w:right="0" w:firstLine="0" w:left="0"/>
+        <w:rPr>
+          <w:rFonts w:ascii="Times New Roman" w:hAnsi="Times New Roman" w:eastAsia="Times New Roman" w:cs="Times New Roman"/>
+          <w:sz w:val="24"/>
+          <w:szCs w:val="24"/>
+        </w:rPr>
+      </w:pPr>
+      <w:r>
+        <w:rPr>
+          <w:rFonts w:ascii="Times New Roman" w:hAnsi="Times New Roman" w:eastAsia="Times New Roman" w:cs="Times New Roman"/>
+          <w:color w:val="000000"/>
+          <w:sz w:val="24"/>
+          <w:highlight w:val="none"/>
+        </w:rPr>
+      </w:r>
+      <w:r>
+        <w:rPr>
+          <w:rFonts w:ascii="Times New Roman" w:hAnsi="Times New Roman" w:eastAsia="Times New Roman" w:cs="Times New Roman"/>
+          <w:sz w:val="24"/>
+          <w:szCs w:val="24"/>
+        </w:rPr>
+      </w:r>
+      <w:r>
+        <w:rPr>
+          <w:rFonts w:ascii="Times New Roman" w:hAnsi="Times New Roman" w:eastAsia="Times New Roman" w:cs="Times New Roman"/>
+          <w:sz w:val="24"/>
+          <w:szCs w:val="24"/>
+        </w:rPr>
+      </w:r>
+    </w:p>
+    <w:p>
+      <w:pPr>
+        <w:pBdr>
+          <w:top w:val="none" w:color="000000" w:sz="4" w:space="0"/>
+          <w:left w:val="none" w:color="000000" w:sz="4" w:space="0"/>
+          <w:bottom w:val="none" w:color="000000" w:sz="4" w:space="0"/>
+          <w:right w:val="none" w:color="000000" w:sz="4" w:space="0"/>
+        </w:pBdr>
+        <w:spacing/>
+        <w:ind w:right="0" w:firstLine="0" w:left="0"/>
+        <w:rPr/>
+      </w:pPr>
+      <w:r>
+        <w:rPr>
+          <w:rFonts w:ascii="Times New Roman" w:hAnsi="Times New Roman" w:eastAsia="Times New Roman" w:cs="Times New Roman"/>
+          <w:color w:val="000000"/>
+          <w:sz w:val="24"/>
+        </w:rPr>
+        <w:t xml:space="preserve">內容：</w:t>
+      </w:r>
+      <w:r/>
+    </w:p>
+    <w:tbl>
+      <w:tblPr>
+        <w:tblStyle w:val="713"/>
+        <w:tblW w:w="0" w:type="auto"/>
+        <w:tblBorders/>
+        <w:tblLook w:val="04A0" w:firstRow="1" w:lastRow="0" w:firstColumn="1" w:lastColumn="0" w:noHBand="0" w:noVBand="1"/>
+      </w:tblPr>
+      <w:tblGrid>
+        <w:gridCol w:w="9355"/>
+      </w:tblGrid>
+      <w:tr>
+        <w:trPr/>
+        <w:tc>
+          <w:tcPr>
+            <w:tcBorders/>
+            <w:tcW w:w="9355" w:type="dxa"/>
+            <w:textDirection w:val="lrTb"/>
+            <w:noWrap w:val="false"/>
+          </w:tcPr>
+          <w:p>
+            <w:pPr>
+              <w:pBdr/>
+              <w:spacing/>
+              <w:ind/>
+              <w:rPr/>
+            </w:pPr>
+            <w:r>
+              <w:t xml:space="preserve">apiVersion: networking.k8s.io/v1</w:t>
             </w:r>
             <w:r/>
           </w:p>
@@ -17372,7 +17636,7 @@
               <w:rPr/>
             </w:pPr>
             <w:r>
-              <w:t xml:space="preserve">    traefik.ingress.kubernetes.io/service.serversscheme: http</w:t>
+              <w:t xml:space="preserve">kind: Ingress</w:t>
             </w:r>
             <w:r/>
           </w:p>
@@ -17384,7 +17648,7 @@
               <w:rPr/>
             </w:pPr>
             <w:r>
-              <w:t xml:space="preserve">    # 【完美修正】精確指定 CRD 供應商後綴，讓 Traefik 100% 成功加載</w:t>
+              <w:t xml:space="preserve">metadata:</w:t>
             </w:r>
             <w:r/>
           </w:p>
@@ -17396,7 +17660,7 @@
               <w:rPr/>
             </w:pPr>
             <w:r>
-              <w:t xml:space="preserve">    traefik.ingress.kubernetes.io/router.middlewares: qifu4-cors-middleware@kubernetescrd</w:t>
+              <w:t xml:space="preserve">  name: qifu4-ingress</w:t>
             </w:r>
             <w:r/>
           </w:p>
@@ -17408,7 +17672,7 @@
               <w:rPr/>
             </w:pPr>
             <w:r>
-              <w:t xml:space="preserve">spec:</w:t>
+              <w:t xml:space="preserve">  namespace: qifu4</w:t>
             </w:r>
             <w:r/>
           </w:p>
@@ -17420,7 +17684,7 @@
               <w:rPr/>
             </w:pPr>
             <w:r>
-              <w:t xml:space="preserve">  ingressClassName: traefik</w:t>
+              <w:t xml:space="preserve">  annotations:</w:t>
             </w:r>
             <w:r/>
           </w:p>
@@ -17432,7 +17696,7 @@
               <w:rPr/>
             </w:pPr>
             <w:r>
-              <w:t xml:space="preserve">  tls:</w:t>
+              <w:t xml:space="preserve">    kubernetes.io/ingress.class: traefik</w:t>
             </w:r>
             <w:r/>
           </w:p>
@@ -17444,7 +17708,7 @@
               <w:rPr/>
             </w:pPr>
             <w:r>
-              <w:t xml:space="preserve">  - secretName: qifu4-tls</w:t>
+              <w:t xml:space="preserve">    traefik.ingress.kubernetes.io/service.serversscheme: http</w:t>
             </w:r>
             <w:r/>
           </w:p>
@@ -17456,7 +17720,7 @@
               <w:rPr/>
             </w:pPr>
             <w:r>
-              <w:t xml:space="preserve">  rules:</w:t>
+              <w:t xml:space="preserve">    # 【完美修正】精確指定 CRD 供應商後綴，讓 Traefik 100% 成功加載</w:t>
             </w:r>
             <w:r/>
           </w:p>
@@ -17468,7 +17732,7 @@
               <w:rPr/>
             </w:pPr>
             <w:r>
-              <w:t xml:space="preserve">  - http:</w:t>
+              <w:t xml:space="preserve">    traefik.ingress.kubernetes.io/router.middlewares: qifu4-cors-middleware@kubernetescrd,qifu4-gzip-middleware@kubernetescrd</w:t>
             </w:r>
             <w:r/>
           </w:p>
@@ -17480,7 +17744,7 @@
               <w:rPr/>
             </w:pPr>
             <w:r>
-              <w:t xml:space="preserve">      paths:</w:t>
+              <w:t xml:space="preserve">spec:</w:t>
             </w:r>
             <w:r/>
           </w:p>
@@ -17492,7 +17756,7 @@
               <w:rPr/>
             </w:pPr>
             <w:r>
-              <w:t xml:space="preserve">      # 1. 後端路徑</w:t>
+              <w:t xml:space="preserve">  ingressClassName: traefik</w:t>
             </w:r>
             <w:r/>
           </w:p>
@@ -17504,7 +17768,7 @@
               <w:rPr/>
             </w:pPr>
             <w:r>
-              <w:t xml:space="preserve">      - path: /api</w:t>
+              <w:t xml:space="preserve">  tls:</w:t>
             </w:r>
             <w:r/>
           </w:p>
@@ -17516,7 +17780,7 @@
               <w:rPr/>
             </w:pPr>
             <w:r>
-              <w:t xml:space="preserve">        pathType: Prefix</w:t>
+              <w:t xml:space="preserve">  - secretName: qifu4-tls</w:t>
             </w:r>
             <w:r/>
           </w:p>
@@ -17528,7 +17792,7 @@
               <w:rPr/>
             </w:pPr>
             <w:r>
-              <w:t xml:space="preserve">        backend:</w:t>
+              <w:t xml:space="preserve">  rules:</w:t>
             </w:r>
             <w:r/>
           </w:p>
@@ -17540,7 +17804,7 @@
               <w:rPr/>
             </w:pPr>
             <w:r>
-              <w:t xml:space="preserve">          service:</w:t>
+              <w:t xml:space="preserve">  - http:</w:t>
             </w:r>
             <w:r/>
           </w:p>
@@ -17552,7 +17816,7 @@
               <w:rPr/>
             </w:pPr>
             <w:r>
-              <w:t xml:space="preserve">            name: qifu4-backend-service</w:t>
+              <w:t xml:space="preserve">      paths:</w:t>
             </w:r>
             <w:r/>
           </w:p>
@@ -17564,7 +17828,7 @@
               <w:rPr/>
             </w:pPr>
             <w:r>
-              <w:t xml:space="preserve">            port:</w:t>
+              <w:t xml:space="preserve">      # 1. 後端路徑</w:t>
             </w:r>
             <w:r/>
           </w:p>
@@ -17576,7 +17840,7 @@
               <w:rPr/>
             </w:pPr>
             <w:r>
-              <w:t xml:space="preserve">              number: 8088</w:t>
+              <w:t xml:space="preserve">      - path: /api</w:t>
             </w:r>
             <w:r/>
           </w:p>
@@ -17588,7 +17852,7 @@
               <w:rPr/>
             </w:pPr>
             <w:r>
-              <w:t xml:space="preserve">      - path: /commonOpenJasperReport</w:t>
+              <w:t xml:space="preserve">        pathType: Prefix</w:t>
             </w:r>
             <w:r/>
           </w:p>
@@ -17600,7 +17864,7 @@
               <w:rPr/>
             </w:pPr>
             <w:r>
-              <w:t xml:space="preserve">        pathType: Prefix</w:t>
+              <w:t xml:space="preserve">        backend:</w:t>
             </w:r>
             <w:r/>
           </w:p>
@@ -17612,7 +17876,7 @@
               <w:rPr/>
             </w:pPr>
             <w:r>
-              <w:t xml:space="preserve">        backend:</w:t>
+              <w:t xml:space="preserve">          service:</w:t>
             </w:r>
             <w:r/>
           </w:p>
@@ -17624,7 +17888,7 @@
               <w:rPr/>
             </w:pPr>
             <w:r>
-              <w:t xml:space="preserve">          service:</w:t>
+              <w:t xml:space="preserve">            name: qifu4-backend-service</w:t>
             </w:r>
             <w:r/>
           </w:p>
@@ -17636,7 +17900,7 @@
               <w:rPr/>
             </w:pPr>
             <w:r>
-              <w:t xml:space="preserve">            name: qifu4-backend-service</w:t>
+              <w:t xml:space="preserve">            port:</w:t>
             </w:r>
             <w:r/>
           </w:p>
@@ -17648,7 +17912,7 @@
               <w:rPr/>
             </w:pPr>
             <w:r>
-              <w:t xml:space="preserve">            port:</w:t>
+              <w:t xml:space="preserve">              number: 8088</w:t>
             </w:r>
             <w:r/>
           </w:p>
@@ -17660,7 +17924,7 @@
               <w:rPr/>
             </w:pPr>
             <w:r>
-              <w:t xml:space="preserve">              number: 8088      </w:t>
+              <w:t xml:space="preserve">      - path: /commonOpenJasperReport</w:t>
             </w:r>
             <w:r/>
           </w:p>
@@ -17672,7 +17936,7 @@
               <w:rPr/>
             </w:pPr>
             <w:r>
-              <w:t xml:space="preserve">      - path: /loginPage</w:t>
+              <w:t xml:space="preserve">        pathType: Prefix</w:t>
             </w:r>
             <w:r/>
           </w:p>
@@ -17684,7 +17948,7 @@
               <w:rPr/>
             </w:pPr>
             <w:r>
-              <w:t xml:space="preserve">        pathType: Prefix</w:t>
+              <w:t xml:space="preserve">        backend:</w:t>
             </w:r>
             <w:r/>
           </w:p>
@@ -17696,7 +17960,7 @@
               <w:rPr/>
             </w:pPr>
             <w:r>
-              <w:t xml:space="preserve">        backend:</w:t>
+              <w:t xml:space="preserve">          service:</w:t>
             </w:r>
             <w:r/>
           </w:p>
@@ -17708,7 +17972,7 @@
               <w:rPr/>
             </w:pPr>
             <w:r>
-              <w:t xml:space="preserve">          service:</w:t>
+              <w:t xml:space="preserve">            name: qifu4-backend-service</w:t>
             </w:r>
             <w:r/>
           </w:p>
@@ -17720,7 +17984,7 @@
               <w:rPr/>
             </w:pPr>
             <w:r>
-              <w:t xml:space="preserve">            name: qifu4-backend-service</w:t>
+              <w:t xml:space="preserve">            port:</w:t>
             </w:r>
             <w:r/>
           </w:p>
@@ -17732,7 +17996,7 @@
               <w:rPr/>
             </w:pPr>
             <w:r>
-              <w:t xml:space="preserve">            port:</w:t>
+              <w:t xml:space="preserve">              number: 8088      </w:t>
             </w:r>
             <w:r/>
           </w:p>
@@ -17744,7 +18008,7 @@
               <w:rPr/>
             </w:pPr>
             <w:r>
-              <w:t xml:space="preserve">              number: 8088              </w:t>
+              <w:t xml:space="preserve">      - path: /loginPage</w:t>
             </w:r>
             <w:r/>
           </w:p>
@@ -17756,7 +18020,7 @@
               <w:rPr/>
             </w:pPr>
             <w:r>
-              <w:t xml:space="preserve">      - path: /loginAgainPage</w:t>
+              <w:t xml:space="preserve">        pathType: Prefix</w:t>
             </w:r>
             <w:r/>
           </w:p>
@@ -17768,7 +18032,7 @@
               <w:rPr/>
             </w:pPr>
             <w:r>
-              <w:t xml:space="preserve">        pathType: Prefix</w:t>
+              <w:t xml:space="preserve">        backend:</w:t>
             </w:r>
             <w:r/>
           </w:p>
@@ -17780,7 +18044,7 @@
               <w:rPr/>
             </w:pPr>
             <w:r>
-              <w:t xml:space="preserve">        backend:</w:t>
+              <w:t xml:space="preserve">          service:</w:t>
             </w:r>
             <w:r/>
           </w:p>
@@ -17792,7 +18056,7 @@
               <w:rPr/>
             </w:pPr>
             <w:r>
-              <w:t xml:space="preserve">          service:</w:t>
+              <w:t xml:space="preserve">            name: qifu4-backend-service</w:t>
             </w:r>
             <w:r/>
           </w:p>
@@ -17804,7 +18068,7 @@
               <w:rPr/>
             </w:pPr>
             <w:r>
-              <w:t xml:space="preserve">            name: qifu4-backend-service</w:t>
+              <w:t xml:space="preserve">            port:</w:t>
             </w:r>
             <w:r/>
           </w:p>
@@ -17816,7 +18080,7 @@
               <w:rPr/>
             </w:pPr>
             <w:r>
-              <w:t xml:space="preserve">            port:</w:t>
+              <w:t xml:space="preserve">              number: 8088              </w:t>
             </w:r>
             <w:r/>
           </w:p>
@@ -17828,7 +18092,7 @@
               <w:rPr/>
             </w:pPr>
             <w:r>
-              <w:t xml:space="preserve">              number: 8088         </w:t>
+              <w:t xml:space="preserve">      - path: /loginAgainPage</w:t>
             </w:r>
             <w:r/>
           </w:p>
@@ -17840,7 +18104,7 @@
               <w:rPr/>
             </w:pPr>
             <w:r>
-              <w:t xml:space="preserve">      - path: /noAuthPage</w:t>
+              <w:t xml:space="preserve">        pathType: Prefix</w:t>
             </w:r>
             <w:r/>
           </w:p>
@@ -17852,7 +18116,7 @@
               <w:rPr/>
             </w:pPr>
             <w:r>
-              <w:t xml:space="preserve">        pathType: Prefix</w:t>
+              <w:t xml:space="preserve">        backend:</w:t>
             </w:r>
             <w:r/>
           </w:p>
@@ -17864,7 +18128,7 @@
               <w:rPr/>
             </w:pPr>
             <w:r>
-              <w:t xml:space="preserve">        backend:</w:t>
+              <w:t xml:space="preserve">          service:</w:t>
             </w:r>
             <w:r/>
           </w:p>
@@ -17876,7 +18140,7 @@
               <w:rPr/>
             </w:pPr>
             <w:r>
-              <w:t xml:space="preserve">          service:</w:t>
+              <w:t xml:space="preserve">            name: qifu4-backend-service</w:t>
             </w:r>
             <w:r/>
           </w:p>
@@ -17888,7 +18152,7 @@
               <w:rPr/>
             </w:pPr>
             <w:r>
-              <w:t xml:space="preserve">            name: qifu4-backend-service</w:t>
+              <w:t xml:space="preserve">            port:</w:t>
             </w:r>
             <w:r/>
           </w:p>
@@ -17900,7 +18164,7 @@
               <w:rPr/>
             </w:pPr>
             <w:r>
-              <w:t xml:space="preserve">            port:</w:t>
+              <w:t xml:space="preserve">              number: 8088         </w:t>
             </w:r>
             <w:r/>
           </w:p>
@@ -17912,7 +18176,7 @@
               <w:rPr/>
             </w:pPr>
             <w:r>
-              <w:t xml:space="preserve">              number: 8088</w:t>
+              <w:t xml:space="preserve">      - path: /noAuthPage</w:t>
             </w:r>
             <w:r/>
           </w:p>
@@ -17924,7 +18188,7 @@
               <w:rPr/>
             </w:pPr>
             <w:r>
-              <w:t xml:space="preserve">              </w:t>
+              <w:t xml:space="preserve">        pathType: Prefix</w:t>
             </w:r>
             <w:r/>
           </w:p>
@@ -17936,7 +18200,7 @@
               <w:rPr/>
             </w:pPr>
             <w:r>
-              <w:t xml:space="preserve">      # 2. 前端墊底路徑</w:t>
+              <w:t xml:space="preserve">        backend:</w:t>
             </w:r>
             <w:r/>
           </w:p>
@@ -17948,7 +18212,7 @@
               <w:rPr/>
             </w:pPr>
             <w:r>
-              <w:t xml:space="preserve">      - path: /</w:t>
+              <w:t xml:space="preserve">          service:</w:t>
             </w:r>
             <w:r/>
           </w:p>
@@ -17960,7 +18224,7 @@
               <w:rPr/>
             </w:pPr>
             <w:r>
-              <w:t xml:space="preserve">        pathType: Prefix</w:t>
+              <w:t xml:space="preserve">            name: qifu4-backend-service</w:t>
             </w:r>
             <w:r/>
           </w:p>
@@ -17972,7 +18236,7 @@
               <w:rPr/>
             </w:pPr>
             <w:r>
-              <w:t xml:space="preserve">        backend:</w:t>
+              <w:t xml:space="preserve">            port:</w:t>
             </w:r>
             <w:r/>
           </w:p>
@@ -17984,7 +18248,7 @@
               <w:rPr/>
             </w:pPr>
             <w:r>
-              <w:t xml:space="preserve">          service:</w:t>
+              <w:t xml:space="preserve">              number: 8088</w:t>
             </w:r>
             <w:r/>
           </w:p>
@@ -17996,7 +18260,7 @@
               <w:rPr/>
             </w:pPr>
             <w:r>
-              <w:t xml:space="preserve">            name: qifu4-frontend-service</w:t>
+              <w:t xml:space="preserve">              </w:t>
             </w:r>
             <w:r/>
           </w:p>
@@ -18008,7 +18272,7 @@
               <w:rPr/>
             </w:pPr>
             <w:r>
-              <w:t xml:space="preserve">            port:</w:t>
+              <w:t xml:space="preserve">      # 2. 前端墊底路徑</w:t>
             </w:r>
             <w:r/>
           </w:p>
@@ -18020,8 +18284,82 @@
               <w:rPr/>
             </w:pPr>
             <w:r>
+              <w:t xml:space="preserve">      - path: /</w:t>
+            </w:r>
+            <w:r/>
+          </w:p>
+          <w:p>
+            <w:pPr>
+              <w:pBdr/>
+              <w:spacing/>
+              <w:ind/>
+              <w:rPr/>
+            </w:pPr>
+            <w:r>
+              <w:t xml:space="preserve">        pathType: Prefix</w:t>
+            </w:r>
+            <w:r/>
+          </w:p>
+          <w:p>
+            <w:pPr>
+              <w:pBdr/>
+              <w:spacing/>
+              <w:ind/>
+              <w:rPr/>
+            </w:pPr>
+            <w:r>
+              <w:t xml:space="preserve">        backend:</w:t>
+            </w:r>
+            <w:r/>
+          </w:p>
+          <w:p>
+            <w:pPr>
+              <w:pBdr/>
+              <w:spacing/>
+              <w:ind/>
+              <w:rPr/>
+            </w:pPr>
+            <w:r>
+              <w:t xml:space="preserve">          service:</w:t>
+            </w:r>
+            <w:r/>
+          </w:p>
+          <w:p>
+            <w:pPr>
+              <w:pBdr/>
+              <w:spacing/>
+              <w:ind/>
+              <w:rPr/>
+            </w:pPr>
+            <w:r>
+              <w:t xml:space="preserve">            name: qifu4-frontend-service</w:t>
+            </w:r>
+            <w:r/>
+          </w:p>
+          <w:p>
+            <w:pPr>
+              <w:pBdr/>
+              <w:spacing/>
+              <w:ind/>
+              <w:rPr/>
+            </w:pPr>
+            <w:r>
+              <w:t xml:space="preserve">            port:</w:t>
+            </w:r>
+            <w:r/>
+          </w:p>
+          <w:p>
+            <w:pPr>
+              <w:pBdr/>
+              <w:spacing/>
+              <w:ind/>
+              <w:rPr/>
+            </w:pPr>
+            <w:r>
               <w:t xml:space="preserve">              number: 8077</w:t>
             </w:r>
+            <w:r/>
+            <w:r/>
             <w:r/>
           </w:p>
         </w:tc>
@@ -18096,7 +18434,7 @@
       </w:r>
       <w:r>
         <w:rPr>
-          <w:rFonts w:ascii="Arial" w:hAnsi="Arial" w:eastAsia="Arial" w:cs="Arial"/>
+          <w:rFonts w:ascii="Arial" w:hAnsi="Arial" w:cs="Arial"/>
           <w:sz w:val="32"/>
           <w:szCs w:val="32"/>
         </w:rPr>
@@ -18514,7 +18852,7 @@
       </w:r>
       <w:r>
         <w:rPr>
-          <w:rFonts w:ascii="Arial" w:hAnsi="Arial" w:eastAsia="Arial" w:cs="Arial"/>
+          <w:rFonts w:ascii="Arial" w:hAnsi="Arial" w:cs="Arial"/>
           <w:sz w:val="32"/>
           <w:szCs w:val="32"/>
         </w:rPr>
@@ -18895,7 +19233,7 @@
       </w:r>
       <w:r>
         <w:rPr>
-          <w:rFonts w:ascii="Arial" w:hAnsi="Arial" w:eastAsia="Arial" w:cs="Arial"/>
+          <w:rFonts w:ascii="Arial" w:hAnsi="Arial" w:cs="Arial"/>
           <w:sz w:val="32"/>
           <w:szCs w:val="32"/>
         </w:rPr>
@@ -19109,196 +19447,6 @@
     </w:p>
     <w:p>
       <w:pPr>
-        <w:pBdr>
-          <w:top w:val="none" w:color="000000" w:sz="4" w:space="0"/>
-          <w:left w:val="none" w:color="000000" w:sz="4" w:space="0"/>
-          <w:bottom w:val="none" w:color="000000" w:sz="4" w:space="0"/>
-          <w:right w:val="none" w:color="000000" w:sz="4" w:space="0"/>
-        </w:pBdr>
-        <w:spacing/>
-        <w:ind w:right="0" w:firstLine="0" w:left="0"/>
-        <w:rPr>
-          <w:rFonts w:ascii="Times New Roman" w:hAnsi="Times New Roman" w:eastAsia="Times New Roman" w:cs="Times New Roman"/>
-          <w:sz w:val="24"/>
-          <w:szCs w:val="24"/>
-        </w:rPr>
-      </w:pPr>
-      <w:r>
-        <w:rPr>
-          <w:rFonts w:ascii="Times New Roman" w:hAnsi="Times New Roman" w:eastAsia="Times New Roman" w:cs="Times New Roman"/>
-          <w:sz w:val="24"/>
-          <w:szCs w:val="24"/>
-        </w:rPr>
-      </w:r>
-      <w:r>
-        <w:rPr>
-          <w:rFonts w:ascii="Times New Roman" w:hAnsi="Times New Roman" w:eastAsia="Times New Roman" w:cs="Times New Roman"/>
-          <w:sz w:val="24"/>
-          <w:szCs w:val="24"/>
-        </w:rPr>
-      </w:r>
-      <w:r>
-        <w:rPr>
-          <w:rFonts w:ascii="Times New Roman" w:hAnsi="Times New Roman" w:eastAsia="Times New Roman" w:cs="Times New Roman"/>
-          <w:sz w:val="24"/>
-          <w:szCs w:val="24"/>
-        </w:rPr>
-      </w:r>
-    </w:p>
-    <w:p>
-      <w:pPr>
-        <w:pBdr>
-          <w:top w:val="none" w:color="000000" w:sz="4" w:space="0"/>
-          <w:left w:val="none" w:color="000000" w:sz="4" w:space="0"/>
-          <w:bottom w:val="none" w:color="000000" w:sz="4" w:space="0"/>
-          <w:right w:val="none" w:color="000000" w:sz="4" w:space="0"/>
-        </w:pBdr>
-        <w:spacing/>
-        <w:ind w:right="0" w:firstLine="0" w:left="0"/>
-        <w:rPr>
-          <w:rFonts w:ascii="Times New Roman" w:hAnsi="Times New Roman" w:eastAsia="Times New Roman" w:cs="Times New Roman"/>
-          <w:sz w:val="24"/>
-          <w:szCs w:val="24"/>
-        </w:rPr>
-      </w:pPr>
-      <w:r>
-        <w:rPr>
-          <w:rFonts w:ascii="Times New Roman" w:hAnsi="Times New Roman" w:eastAsia="Times New Roman" w:cs="Times New Roman"/>
-          <w:sz w:val="24"/>
-          <w:szCs w:val="24"/>
-        </w:rPr>
-      </w:r>
-      <w:r>
-        <w:rPr>
-          <w:rFonts w:ascii="Times New Roman" w:hAnsi="Times New Roman" w:eastAsia="Times New Roman" w:cs="Times New Roman"/>
-          <w:sz w:val="24"/>
-          <w:szCs w:val="24"/>
-        </w:rPr>
-      </w:r>
-      <w:r>
-        <w:rPr>
-          <w:rFonts w:ascii="Times New Roman" w:hAnsi="Times New Roman" w:eastAsia="Times New Roman" w:cs="Times New Roman"/>
-          <w:sz w:val="24"/>
-          <w:szCs w:val="24"/>
-        </w:rPr>
-      </w:r>
-    </w:p>
-    <w:p>
-      <w:pPr>
-        <w:pBdr>
-          <w:top w:val="none" w:color="000000" w:sz="4" w:space="0"/>
-          <w:left w:val="none" w:color="000000" w:sz="4" w:space="0"/>
-          <w:bottom w:val="none" w:color="000000" w:sz="4" w:space="0"/>
-          <w:right w:val="none" w:color="000000" w:sz="4" w:space="0"/>
-        </w:pBdr>
-        <w:spacing/>
-        <w:ind w:right="0" w:firstLine="0" w:left="0"/>
-        <w:rPr>
-          <w:rFonts w:ascii="Times New Roman" w:hAnsi="Times New Roman" w:eastAsia="Times New Roman" w:cs="Times New Roman"/>
-          <w:sz w:val="24"/>
-          <w:szCs w:val="24"/>
-        </w:rPr>
-      </w:pPr>
-      <w:r>
-        <w:rPr>
-          <w:rFonts w:ascii="Times New Roman" w:hAnsi="Times New Roman" w:eastAsia="Times New Roman" w:cs="Times New Roman"/>
-          <w:sz w:val="24"/>
-          <w:szCs w:val="24"/>
-        </w:rPr>
-      </w:r>
-      <w:r>
-        <w:rPr>
-          <w:rFonts w:ascii="Times New Roman" w:hAnsi="Times New Roman" w:eastAsia="Times New Roman" w:cs="Times New Roman"/>
-          <w:sz w:val="24"/>
-          <w:szCs w:val="24"/>
-        </w:rPr>
-      </w:r>
-      <w:r>
-        <w:rPr>
-          <w:rFonts w:ascii="Times New Roman" w:hAnsi="Times New Roman" w:eastAsia="Times New Roman" w:cs="Times New Roman"/>
-          <w:sz w:val="24"/>
-          <w:szCs w:val="24"/>
-        </w:rPr>
-      </w:r>
-    </w:p>
-    <w:p>
-      <w:pPr>
-        <w:pBdr>
-          <w:top w:val="none" w:color="000000" w:sz="4" w:space="0"/>
-          <w:left w:val="none" w:color="000000" w:sz="4" w:space="0"/>
-          <w:bottom w:val="none" w:color="000000" w:sz="4" w:space="0"/>
-          <w:right w:val="none" w:color="000000" w:sz="4" w:space="0"/>
-        </w:pBdr>
-        <w:spacing/>
-        <w:ind w:right="0" w:firstLine="0" w:left="0"/>
-        <w:rPr>
-          <w:rFonts w:ascii="Times New Roman" w:hAnsi="Times New Roman" w:eastAsia="Times New Roman" w:cs="Times New Roman"/>
-          <w:sz w:val="24"/>
-          <w:szCs w:val="24"/>
-        </w:rPr>
-      </w:pPr>
-      <w:r>
-        <w:rPr>
-          <w:rFonts w:ascii="Times New Roman" w:hAnsi="Times New Roman" w:eastAsia="Times New Roman" w:cs="Times New Roman"/>
-          <w:sz w:val="24"/>
-          <w:szCs w:val="24"/>
-        </w:rPr>
-      </w:r>
-      <w:r>
-        <w:rPr>
-          <w:rFonts w:ascii="Times New Roman" w:hAnsi="Times New Roman" w:eastAsia="Times New Roman" w:cs="Times New Roman"/>
-          <w:sz w:val="24"/>
-          <w:szCs w:val="24"/>
-        </w:rPr>
-      </w:r>
-      <w:r>
-        <w:rPr>
-          <w:rFonts w:ascii="Times New Roman" w:hAnsi="Times New Roman" w:eastAsia="Times New Roman" w:cs="Times New Roman"/>
-          <w:sz w:val="24"/>
-          <w:szCs w:val="24"/>
-        </w:rPr>
-      </w:r>
-    </w:p>
-    <w:p>
-      <w:pPr>
-        <w:pBdr>
-          <w:top w:val="none" w:color="000000" w:sz="4" w:space="0"/>
-          <w:left w:val="none" w:color="000000" w:sz="4" w:space="0"/>
-          <w:bottom w:val="none" w:color="000000" w:sz="4" w:space="0"/>
-          <w:right w:val="none" w:color="000000" w:sz="4" w:space="0"/>
-        </w:pBdr>
-        <w:spacing/>
-        <w:ind w:right="0" w:firstLine="0" w:left="0"/>
-        <w:rPr>
-          <w:rFonts w:ascii="Times New Roman" w:hAnsi="Times New Roman" w:eastAsia="Times New Roman" w:cs="Times New Roman"/>
-          <w:sz w:val="24"/>
-          <w:szCs w:val="24"/>
-        </w:rPr>
-      </w:pPr>
-      <w:r>
-        <w:rPr>
-          <w:rFonts w:ascii="Times New Roman" w:hAnsi="Times New Roman" w:eastAsia="Times New Roman" w:cs="Times New Roman"/>
-          <w:sz w:val="24"/>
-          <w:szCs w:val="24"/>
-        </w:rPr>
-      </w:r>
-      <w:r>
-        <w:rPr>
-          <w:rFonts w:ascii="Times New Roman" w:hAnsi="Times New Roman" w:eastAsia="Times New Roman" w:cs="Times New Roman"/>
-          <w:sz w:val="24"/>
-          <w:szCs w:val="24"/>
-        </w:rPr>
-      </w:r>
-      <w:r>
-        <w:rPr>
-          <w:rFonts w:ascii="Times New Roman" w:hAnsi="Times New Roman" w:eastAsia="Times New Roman" w:cs="Times New Roman"/>
-          <w:sz w:val="24"/>
-          <w:szCs w:val="24"/>
-        </w:rPr>
-      </w:r>
-    </w:p>
-    <w:p>
-      <w:pPr>
         <w:pStyle w:val="839"/>
         <w:pBdr>
           <w:top w:val="none" w:color="000000" w:sz="4" w:space="0"/>
@@ -19326,7 +19474,7 @@
       </w:r>
       <w:r>
         <w:rPr>
-          <w:rFonts w:ascii="Arial" w:hAnsi="Arial" w:eastAsia="Arial" w:cs="Arial"/>
+          <w:rFonts w:ascii="Arial" w:hAnsi="Arial" w:cs="Arial"/>
           <w:sz w:val="32"/>
           <w:szCs w:val="32"/>
         </w:rPr>
@@ -19596,7 +19744,7 @@
       </w:r>
       <w:r>
         <w:rPr>
-          <w:rFonts w:ascii="Arial" w:hAnsi="Arial" w:eastAsia="Arial" w:cs="Arial"/>
+          <w:rFonts w:ascii="Arial" w:hAnsi="Arial" w:cs="Arial"/>
           <w:sz w:val="32"/>
           <w:szCs w:val="32"/>
         </w:rPr>
